--- a/materi-task-docx/Day6-Task-Habmann-Digital-Learning-EduPath-Personas-Journeys-and-Segmentation-Strategy.docx
+++ b/materi-task-docx/Day6-Task-Habmann-Digital-Learning-EduPath-Personas-Journeys-and-Segmentation-Strategy.docx
@@ -54,6 +54,77 @@
     </w:p>
     <w:tbl>
       <w:tblPr>
+        <w:tblW w:w="9598" w:type="dxa"/>
+        <w:tblBorders>
+          <w:top w:val="single" w:sz="4" w:space="0" w:color="8793A3"/>
+          <w:left w:val="single" w:sz="4" w:space="0" w:color="8793A3"/>
+          <w:bottom w:val="single" w:sz="4" w:space="0" w:color="8793A3"/>
+          <w:right w:val="single" w:sz="4" w:space="0" w:color="8793A3"/>
+        </w:tblBorders>
+        <w:tblLayout w:type="fixed"/>
+        <w:tblCellMar>
+          <w:top w:w="90" w:type="dxa"/>
+          <w:left w:w="160" w:type="dxa"/>
+          <w:bottom w:w="90" w:type="dxa"/>
+          <w:right w:w="160" w:type="dxa"/>
+        </w:tblCellMar>
+      </w:tblPr>
+      <w:tblGrid>
+        <w:gridCol w:w="9598"/>
+      </w:tblGrid>
+      <w:tr>
+        <w:tc>
+          <w:tcPr>
+            <w:tcW w:type="dxa" w:w="9598"/>
+            <w:tcBorders>
+              <w:left w:val="single" w:sz="28" w:space="0" w:color="8793A3"/>
+            </w:tcBorders>
+            <w:shd w:val="clear" w:color="auto" w:fill="FFFFFF"/>
+          </w:tcPr>
+          <w:p>
+            <w:pPr>
+              <w:keepNext/>
+              <w:spacing w:before="0" w:after="60"/>
+            </w:pPr>
+            <w:r>
+              <w:rPr>
+                <w:b/>
+                <w:color w:val="8793A3"/>
+                <w:sz w:val="20"/>
+              </w:rPr>
+              <w:t>AI notice · KI-Hinweis</w:t>
+            </w:r>
+          </w:p>
+          <w:p>
+            <w:pPr>
+              <w:spacing w:before="0" w:after="100"/>
+            </w:pPr>
+            <w:r>
+              <w:rPr/>
+              <w:t>This document was produced with the help of an AI language model (Claude, Anthropic). The AI drafted the text and tables and drew the diagrams from code. The content was then read, corrected and approved by the reviewer named below, who is responsible for its accuracy. Every diagram carries an AI label on the image. Check figures and sources before you quote them.</w:t>
+            </w:r>
+          </w:p>
+          <w:p>
+            <w:pPr>
+              <w:spacing w:before="0" w:after="100"/>
+            </w:pPr>
+            <w:r>
+              <w:rPr>
+                <w:i/>
+              </w:rPr>
+              <w:t>KI-Hinweis: Dieses Dokument wurde mit Unterstützung eines KI-Sprachmodells (Claude, Anthropic) erstellt. Texte und Tabellen wurden von der KI entworfen, die Abbildungen sind KI-generiert und am Bild gekennzeichnet. Die fachliche Prüfung und Freigabe erfolgte durch die unten genannte Person.</w:t>
+            </w:r>
+          </w:p>
+        </w:tc>
+      </w:tr>
+    </w:tbl>
+    <w:p>
+      <w:pPr>
+        <w:spacing w:before="0" w:after="80"/>
+      </w:pPr>
+    </w:p>
+    <w:tbl>
+      <w:tblPr>
         <w:tblW w:w="9638" w:type="dxa"/>
         <w:tblBorders>
           <w:top w:val="single" w:sz="4" w:space="0" w:color="D5DEE9"/>
@@ -239,7 +310,7 @@
                 <w:color w:val="556274"/>
                 <w:sz w:val="19"/>
               </w:rPr>
-              <w:t>Website (playground)</w:t>
+              <w:t>Playground (website)</w:t>
             </w:r>
           </w:p>
         </w:tc>
@@ -255,7 +326,7 @@
               <w:rPr>
                 <w:sz w:val="20"/>
               </w:rPr>
-              <w:t>Not yet published (the link will be added once Day 6 is deployed)</w:t>
+              <w:t>https://aion-dl.vercel.app/day/6/</w:t>
             </w:r>
           </w:p>
         </w:tc>
@@ -293,6 +364,80 @@
                 <w:sz w:val="20"/>
               </w:rPr>
               <w:t>EduPath, a platform on which different users fail in different ways</w:t>
+            </w:r>
+          </w:p>
+        </w:tc>
+      </w:tr>
+      <w:tr>
+        <w:tc>
+          <w:tcPr>
+            <w:tcW w:type="dxa" w:w="2300"/>
+            <w:shd w:val="clear" w:color="auto" w:fill="E6ECF4"/>
+          </w:tcPr>
+          <w:p>
+            <w:pPr>
+              <w:spacing w:before="0" w:after="0"/>
+            </w:pPr>
+            <w:r>
+              <w:rPr>
+                <w:b/>
+                <w:color w:val="556274"/>
+                <w:sz w:val="19"/>
+              </w:rPr>
+              <w:t>Version</w:t>
+            </w:r>
+          </w:p>
+        </w:tc>
+        <w:tc>
+          <w:tcPr>
+            <w:tcW w:type="dxa" w:w="7338"/>
+          </w:tcPr>
+          <w:p>
+            <w:pPr>
+              <w:spacing w:before="0" w:after="0"/>
+            </w:pPr>
+            <w:r>
+              <w:rPr>
+                <w:sz w:val="20"/>
+              </w:rPr>
+              <w:t>1.1 · release date 14.10.2026</w:t>
+            </w:r>
+          </w:p>
+        </w:tc>
+      </w:tr>
+      <w:tr>
+        <w:tc>
+          <w:tcPr>
+            <w:tcW w:type="dxa" w:w="2300"/>
+            <w:shd w:val="clear" w:color="auto" w:fill="E6ECF4"/>
+          </w:tcPr>
+          <w:p>
+            <w:pPr>
+              <w:spacing w:before="0" w:after="0"/>
+            </w:pPr>
+            <w:r>
+              <w:rPr>
+                <w:b/>
+                <w:color w:val="556274"/>
+                <w:sz w:val="19"/>
+              </w:rPr>
+              <w:t>Review and approval</w:t>
+            </w:r>
+          </w:p>
+        </w:tc>
+        <w:tc>
+          <w:tcPr>
+            <w:tcW w:type="dxa" w:w="7338"/>
+          </w:tcPr>
+          <w:p>
+            <w:pPr>
+              <w:spacing w:before="0" w:after="0"/>
+            </w:pPr>
+            <w:r>
+              <w:rPr>
+                <w:sz w:val="20"/>
+              </w:rPr>
+              <w:t>Muhammad Muchson, Mentor (subject-matter review and approval)</w:t>
             </w:r>
           </w:p>
         </w:tc>
@@ -351,6 +496,21 @@
               <w:spacing w:before="0" w:after="100"/>
             </w:pPr>
             <w:r>
+              <w:rPr>
+                <w:b/>
+              </w:rPr>
+              <w:t>In class we also use the playground, the course website, as the place to practise and learn.</w:t>
+            </w:r>
+            <w:r>
+              <w:rPr/>
+              <w:t xml:space="preserve"> Its address is at the end of this document.</w:t>
+            </w:r>
+          </w:p>
+          <w:p>
+            <w:pPr>
+              <w:spacing w:before="0" w:after="100"/>
+            </w:pPr>
+            <w:r>
               <w:rPr/>
               <w:t>This is the worksheet for Day 6. Read the case once, study the evidence printed in this document, and write your answers in the boxes and tables. The persona and journey tables replace drawing: fill the cells, in words. You can work through it on paper or type into the document. Blocks marked Core are enough for a complete answer; blocks marked Optional deepen a skill and no Core block needs them. Every block names the cards of the Materi document it draws on. There are no answer keys here: in the judged parts a different choice with a clear reason is a good answer.</w:t>
             </w:r>
@@ -362,6 +522,11 @@
       <w:pPr>
         <w:spacing w:before="0" w:after="80"/>
       </w:pPr>
+    </w:p>
+    <w:p>
+      <w:r>
+        <w:br w:type="page"/>
+      </w:r>
     </w:p>
     <w:p/>
     <w:tbl>
@@ -385,6 +550,9 @@
         <w:gridCol w:w="9598"/>
       </w:tblGrid>
       <w:tr>
+        <w:trPr>
+          <w:cantSplit/>
+        </w:trPr>
         <w:tc>
           <w:tcPr>
             <w:tcW w:type="dxa" w:w="9598"/>
@@ -415,7 +583,7 @@
               <w:rPr>
                 <w:sz w:val="20"/>
               </w:rPr>
-              <w:t>The case: EduPath, where different users fail in different ways</w:t>
+              <w:t>Lesson plan: ten teaching units (Ablaufplan)</w:t>
             </w:r>
           </w:p>
           <w:p>
@@ -427,7 +595,7 @@
               <w:rPr>
                 <w:sz w:val="20"/>
               </w:rPr>
-              <w:t>The evidence: five touchpoints</w:t>
+              <w:t>Case study and transfer project at a glance</w:t>
             </w:r>
           </w:p>
           <w:p>
@@ -439,7 +607,7 @@
               <w:rPr>
                 <w:sz w:val="20"/>
               </w:rPr>
-              <w:t>Block 1.1 · Eight research notes and a learner persona · OBJECTIVE + JUDGED · Core · about 13 min</w:t>
+              <w:t>The case: EduPath, where different users fail in different ways</w:t>
             </w:r>
           </w:p>
           <w:p>
@@ -451,7 +619,7 @@
               <w:rPr>
                 <w:sz w:val="20"/>
               </w:rPr>
-              <w:t>Block 1.2 · A journey that ends in drop-out · OBJECTIVE + JUDGED · Optional · about 8 min</w:t>
+              <w:t>The evidence: five touchpoints</w:t>
             </w:r>
           </w:p>
           <w:p>
@@ -463,7 +631,7 @@
               <w:rPr>
                 <w:sz w:val="20"/>
               </w:rPr>
-              <w:t>Block 1.3 · Coaching reflection: from user image to decision basis · REFLECTION · Optional · about 5 min</w:t>
+              <w:t>Block 1.1 · Eight research notes and a learner persona · OBJECTIVE + JUDGED · Core · about 13 min</w:t>
             </w:r>
           </w:p>
           <w:p>
@@ -475,7 +643,7 @@
               <w:rPr>
                 <w:sz w:val="20"/>
               </w:rPr>
-              <w:t>Block 2.1 · The teacher persona and two journeys · OBJECTIVE + JUDGED · Optional · about 7 min</w:t>
+              <w:t>Block 1.2 · A journey that ends in drop-out · OBJECTIVE + JUDGED · Optional · about 8 min</w:t>
             </w:r>
           </w:p>
           <w:p>
@@ -487,7 +655,7 @@
               <w:rPr>
                 <w:sz w:val="20"/>
               </w:rPr>
-              <w:t>Block 2.2 · Four measures, rated and ordered · OBJECTIVE + JUDGED · Core · about 17 min</w:t>
+              <w:t>Block 1.3 · Coaching reflection: from user image to decision basis · REFLECTION · Optional · about 5 min</w:t>
             </w:r>
           </w:p>
           <w:p>
@@ -499,7 +667,7 @@
               <w:rPr>
                 <w:sz w:val="20"/>
               </w:rPr>
-              <w:t>The situation: EduPath's Head of UX Strategy</w:t>
+              <w:t>Block 2.1 · The teacher persona and two journeys · OBJECTIVE + JUDGED · Optional · about 7 min</w:t>
             </w:r>
           </w:p>
           <w:p>
@@ -511,7 +679,7 @@
               <w:rPr>
                 <w:sz w:val="20"/>
               </w:rPr>
-              <w:t>Block 3.1 · Strategic personas, target group and the three biggest problems · JUDGED · Core · about 9 min</w:t>
+              <w:t>Block 2.2 · Four measures, rated and ordered · OBJECTIVE + JUDGED · Core · about 17 min</w:t>
             </w:r>
           </w:p>
           <w:p>
@@ -523,12 +691,1563 @@
               <w:rPr>
                 <w:sz w:val="20"/>
               </w:rPr>
+              <w:t>The situation: EduPath's Head of UX Strategy</w:t>
+            </w:r>
+          </w:p>
+          <w:p>
+            <w:pPr>
+              <w:spacing w:before="0" w:after="20"/>
+              <w:ind w:left="170"/>
+            </w:pPr>
+            <w:r>
+              <w:rPr>
+                <w:sz w:val="20"/>
+              </w:rPr>
+              <w:t>Block 3.1 · Strategic personas, target group and the three biggest problems · JUDGED · Core · about 9 min</w:t>
+            </w:r>
+          </w:p>
+          <w:p>
+            <w:pPr>
+              <w:spacing w:before="0" w:after="20"/>
+              <w:ind w:left="170"/>
+            </w:pPr>
+            <w:r>
+              <w:rPr>
+                <w:sz w:val="20"/>
+              </w:rPr>
               <w:t>Block 3.2 · The critical journey, the strategy, a decision under uncertainty, and what you give up · JUDGED · Core · about 11 min</w:t>
             </w:r>
           </w:p>
         </w:tc>
       </w:tr>
     </w:tbl>
+    <w:p>
+      <w:pPr>
+        <w:pStyle w:val="Heading1"/>
+        <w:pBdr>
+          <w:bottom w:val="single" w:sz="8" w:space="2" w:color="17212E"/>
+        </w:pBdr>
+      </w:pPr>
+      <w:r>
+        <w:rPr/>
+        <w:t>Day at a glance</w:t>
+      </w:r>
+    </w:p>
+    <w:p>
+      <w:pPr>
+        <w:spacing w:before="0" w:after="100"/>
+      </w:pPr>
+      <w:r>
+        <w:rPr/>
+        <w:t xml:space="preserve">Day 6 has ten teaching units (UE). This document is the worksheet; it is used in UE2 to UE6 (Task 1) and UE8 to UE10 (Task 2). The day is built from three documents and the playground: </w:t>
+      </w:r>
+      <w:r>
+        <w:rPr>
+          <w:b/>
+        </w:rPr>
+        <w:t>Materi</w:t>
+      </w:r>
+      <w:r>
+        <w:rPr/>
+        <w:t xml:space="preserve"> (study material), </w:t>
+      </w:r>
+      <w:r>
+        <w:rPr>
+          <w:b/>
+        </w:rPr>
+        <w:t>Task</w:t>
+      </w:r>
+      <w:r>
+        <w:rPr/>
+        <w:t xml:space="preserve"> (worksheet) and </w:t>
+      </w:r>
+      <w:r>
+        <w:rPr>
+          <w:b/>
+        </w:rPr>
+        <w:t>Trainer</w:t>
+      </w:r>
+      <w:r>
+        <w:rPr/>
+        <w:t xml:space="preserve"> (coaching, feedback and model solutions), plus the course website.</w:t>
+      </w:r>
+    </w:p>
+    <w:p>
+      <w:pPr>
+        <w:pStyle w:val="Heading2"/>
+      </w:pPr>
+      <w:r>
+        <w:rPr/>
+        <w:t>Lesson plan: ten teaching units (Ablaufplan)</w:t>
+      </w:r>
+    </w:p>
+    <w:tbl>
+      <w:tblPr>
+        <w:tblW w:w="9638" w:type="dxa"/>
+        <w:tblBorders>
+          <w:top w:val="single" w:sz="4" w:space="0" w:color="D5DEE9"/>
+          <w:left w:val="single" w:sz="4" w:space="0" w:color="D5DEE9"/>
+          <w:bottom w:val="single" w:sz="4" w:space="0" w:color="D5DEE9"/>
+          <w:right w:val="single" w:sz="4" w:space="0" w:color="D5DEE9"/>
+          <w:insideH w:val="single" w:sz="4" w:space="0" w:color="D5DEE9"/>
+          <w:insideV w:val="single" w:sz="4" w:space="0" w:color="D5DEE9"/>
+        </w:tblBorders>
+        <w:tblLayout w:type="fixed"/>
+        <w:tblCellMar>
+          <w:top w:w="60" w:type="dxa"/>
+          <w:left w:w="100" w:type="dxa"/>
+          <w:bottom w:w="60" w:type="dxa"/>
+          <w:right w:w="100" w:type="dxa"/>
+        </w:tblCellMar>
+      </w:tblPr>
+      <w:tblGrid>
+        <w:gridCol w:w="596"/>
+        <w:gridCol w:w="596"/>
+        <w:gridCol w:w="1799"/>
+        <w:gridCol w:w="3300"/>
+        <w:gridCol w:w="1500"/>
+        <w:gridCol w:w="1847"/>
+      </w:tblGrid>
+      <w:tr>
+        <w:trPr>
+          <w:cantSplit/>
+          <w:tblHeader/>
+        </w:trPr>
+        <w:tc>
+          <w:tcPr>
+            <w:tcW w:type="dxa" w:w="596"/>
+            <w:shd w:val="clear" w:color="auto" w:fill="E6ECF4"/>
+          </w:tcPr>
+          <w:p>
+            <w:pPr>
+              <w:spacing w:before="0" w:after="0"/>
+            </w:pPr>
+            <w:r>
+              <w:rPr>
+                <w:b/>
+                <w:sz w:val="19"/>
+              </w:rPr>
+              <w:t>UE</w:t>
+            </w:r>
+          </w:p>
+        </w:tc>
+        <w:tc>
+          <w:tcPr>
+            <w:tcW w:type="dxa" w:w="596"/>
+            <w:shd w:val="clear" w:color="auto" w:fill="E6ECF4"/>
+          </w:tcPr>
+          <w:p>
+            <w:pPr>
+              <w:spacing w:before="0" w:after="0"/>
+            </w:pPr>
+            <w:r>
+              <w:rPr>
+                <w:b/>
+                <w:sz w:val="19"/>
+              </w:rPr>
+              <w:t>Min</w:t>
+            </w:r>
+          </w:p>
+        </w:tc>
+        <w:tc>
+          <w:tcPr>
+            <w:tcW w:type="dxa" w:w="1799"/>
+            <w:shd w:val="clear" w:color="auto" w:fill="E6ECF4"/>
+          </w:tcPr>
+          <w:p>
+            <w:pPr>
+              <w:spacing w:before="0" w:after="0"/>
+            </w:pPr>
+            <w:r>
+              <w:rPr>
+                <w:b/>
+                <w:sz w:val="19"/>
+              </w:rPr>
+              <w:t>Plan item</w:t>
+            </w:r>
+          </w:p>
+        </w:tc>
+        <w:tc>
+          <w:tcPr>
+            <w:tcW w:type="dxa" w:w="3300"/>
+            <w:shd w:val="clear" w:color="auto" w:fill="E6ECF4"/>
+          </w:tcPr>
+          <w:p>
+            <w:pPr>
+              <w:spacing w:before="0" w:after="0"/>
+            </w:pPr>
+            <w:r>
+              <w:rPr>
+                <w:b/>
+                <w:sz w:val="19"/>
+              </w:rPr>
+              <w:t>What happens</w:t>
+            </w:r>
+          </w:p>
+        </w:tc>
+        <w:tc>
+          <w:tcPr>
+            <w:tcW w:type="dxa" w:w="1500"/>
+            <w:shd w:val="clear" w:color="auto" w:fill="E6ECF4"/>
+          </w:tcPr>
+          <w:p>
+            <w:pPr>
+              <w:spacing w:before="0" w:after="0"/>
+            </w:pPr>
+            <w:r>
+              <w:rPr>
+                <w:b/>
+                <w:sz w:val="19"/>
+              </w:rPr>
+              <w:t>Material</w:t>
+            </w:r>
+          </w:p>
+        </w:tc>
+        <w:tc>
+          <w:tcPr>
+            <w:tcW w:type="dxa" w:w="1847"/>
+            <w:shd w:val="clear" w:color="auto" w:fill="E6ECF4"/>
+          </w:tcPr>
+          <w:p>
+            <w:pPr>
+              <w:spacing w:before="0" w:after="0"/>
+            </w:pPr>
+            <w:r>
+              <w:rPr>
+                <w:b/>
+                <w:sz w:val="19"/>
+              </w:rPr>
+              <w:t>Format</w:t>
+            </w:r>
+          </w:p>
+        </w:tc>
+      </w:tr>
+      <w:tr>
+        <w:trPr>
+          <w:cantSplit/>
+        </w:trPr>
+        <w:tc>
+          <w:tcPr>
+            <w:tcW w:type="dxa" w:w="596"/>
+          </w:tcPr>
+          <w:p>
+            <w:pPr>
+              <w:spacing w:before="0" w:after="0"/>
+            </w:pPr>
+            <w:r>
+              <w:rPr>
+                <w:b/>
+                <w:sz w:val="19"/>
+              </w:rPr>
+              <w:t>1</w:t>
+            </w:r>
+          </w:p>
+        </w:tc>
+        <w:tc>
+          <w:tcPr>
+            <w:tcW w:type="dxa" w:w="596"/>
+          </w:tcPr>
+          <w:p>
+            <w:pPr>
+              <w:spacing w:before="0" w:after="0"/>
+            </w:pPr>
+            <w:r>
+              <w:rPr>
+                <w:sz w:val="19"/>
+              </w:rPr>
+              <w:t>45</w:t>
+            </w:r>
+          </w:p>
+        </w:tc>
+        <w:tc>
+          <w:tcPr>
+            <w:tcW w:type="dxa" w:w="1799"/>
+          </w:tcPr>
+          <w:p>
+            <w:pPr>
+              <w:spacing w:before="0" w:after="0"/>
+            </w:pPr>
+            <w:r>
+              <w:rPr>
+                <w:sz w:val="19"/>
+              </w:rPr>
+              <w:t>Knowledge transfer · Level 1</w:t>
+            </w:r>
+          </w:p>
+        </w:tc>
+        <w:tc>
+          <w:tcPr>
+            <w:tcW w:type="dxa" w:w="3300"/>
+          </w:tcPr>
+          <w:p>
+            <w:pPr>
+              <w:spacing w:before="0" w:after="0"/>
+            </w:pPr>
+            <w:r>
+              <w:rPr>
+                <w:sz w:val="19"/>
+              </w:rPr>
+              <w:t>The trainer presents the Core cards of Materi A (A1, A2, A3, A5, about 50 min of cards) on the playground; participants follow in the handout. Optional A4 is read from the handout.</w:t>
+            </w:r>
+          </w:p>
+        </w:tc>
+        <w:tc>
+          <w:tcPr>
+            <w:tcW w:type="dxa" w:w="1500"/>
+          </w:tcPr>
+          <w:p>
+            <w:pPr>
+              <w:spacing w:before="0" w:after="0"/>
+            </w:pPr>
+            <w:r>
+              <w:rPr>
+                <w:sz w:val="19"/>
+              </w:rPr>
+              <w:t>Materi A (Route 1)</w:t>
+            </w:r>
+          </w:p>
+        </w:tc>
+        <w:tc>
+          <w:tcPr>
+            <w:tcW w:type="dxa" w:w="1847"/>
+          </w:tcPr>
+          <w:p>
+            <w:pPr>
+              <w:spacing w:before="0" w:after="0"/>
+            </w:pPr>
+            <w:r>
+              <w:rPr>
+                <w:sz w:val="19"/>
+              </w:rPr>
+              <w:t>Presentation + Handout</w:t>
+            </w:r>
+          </w:p>
+        </w:tc>
+      </w:tr>
+      <w:tr>
+        <w:trPr>
+          <w:cantSplit/>
+        </w:trPr>
+        <w:tc>
+          <w:tcPr>
+            <w:tcW w:type="dxa" w:w="596"/>
+          </w:tcPr>
+          <w:p>
+            <w:pPr>
+              <w:spacing w:before="0" w:after="0"/>
+            </w:pPr>
+            <w:r>
+              <w:rPr>
+                <w:b/>
+                <w:sz w:val="19"/>
+              </w:rPr>
+              <w:t>2</w:t>
+            </w:r>
+          </w:p>
+        </w:tc>
+        <w:tc>
+          <w:tcPr>
+            <w:tcW w:type="dxa" w:w="596"/>
+          </w:tcPr>
+          <w:p>
+            <w:pPr>
+              <w:spacing w:before="0" w:after="0"/>
+            </w:pPr>
+            <w:r>
+              <w:rPr>
+                <w:sz w:val="19"/>
+              </w:rPr>
+              <w:t>45</w:t>
+            </w:r>
+          </w:p>
+        </w:tc>
+        <w:tc>
+          <w:tcPr>
+            <w:tcW w:type="dxa" w:w="1799"/>
+          </w:tcPr>
+          <w:p>
+            <w:pPr>
+              <w:spacing w:before="0" w:after="0"/>
+            </w:pPr>
+            <w:r>
+              <w:rPr>
+                <w:sz w:val="19"/>
+              </w:rPr>
+              <w:t>Level 1 · Task 1</w:t>
+            </w:r>
+          </w:p>
+        </w:tc>
+        <w:tc>
+          <w:tcPr>
+            <w:tcW w:type="dxa" w:w="3300"/>
+          </w:tcPr>
+          <w:p>
+            <w:pPr>
+              <w:spacing w:before="0" w:after="0"/>
+            </w:pPr>
+            <w:r>
+              <w:rPr>
+                <w:sz w:val="19"/>
+              </w:rPr>
+              <w:t>Individual work on Block 1.1 (Core, about 13 min). Pairs then compare their results and the trainer collects open questions.</w:t>
+            </w:r>
+          </w:p>
+        </w:tc>
+        <w:tc>
+          <w:tcPr>
+            <w:tcW w:type="dxa" w:w="1500"/>
+          </w:tcPr>
+          <w:p>
+            <w:pPr>
+              <w:spacing w:before="0" w:after="0"/>
+            </w:pPr>
+            <w:r>
+              <w:rPr>
+                <w:sz w:val="19"/>
+              </w:rPr>
+              <w:t>Task 1 · Part 1 · Block 1.1</w:t>
+            </w:r>
+          </w:p>
+        </w:tc>
+        <w:tc>
+          <w:tcPr>
+            <w:tcW w:type="dxa" w:w="1847"/>
+          </w:tcPr>
+          <w:p>
+            <w:pPr>
+              <w:spacing w:before="0" w:after="0"/>
+            </w:pPr>
+            <w:r>
+              <w:rPr>
+                <w:sz w:val="19"/>
+              </w:rPr>
+              <w:t>Handout (or on the playground)</w:t>
+            </w:r>
+          </w:p>
+        </w:tc>
+      </w:tr>
+      <w:tr>
+        <w:trPr>
+          <w:cantSplit/>
+        </w:trPr>
+        <w:tc>
+          <w:tcPr>
+            <w:tcW w:type="dxa" w:w="596"/>
+          </w:tcPr>
+          <w:p>
+            <w:pPr>
+              <w:spacing w:before="0" w:after="0"/>
+            </w:pPr>
+            <w:r>
+              <w:rPr>
+                <w:b/>
+                <w:sz w:val="19"/>
+              </w:rPr>
+              <w:t>3</w:t>
+            </w:r>
+          </w:p>
+        </w:tc>
+        <w:tc>
+          <w:tcPr>
+            <w:tcW w:type="dxa" w:w="596"/>
+          </w:tcPr>
+          <w:p>
+            <w:pPr>
+              <w:spacing w:before="0" w:after="0"/>
+            </w:pPr>
+            <w:r>
+              <w:rPr>
+                <w:sz w:val="19"/>
+              </w:rPr>
+              <w:t>45</w:t>
+            </w:r>
+          </w:p>
+        </w:tc>
+        <w:tc>
+          <w:tcPr>
+            <w:tcW w:type="dxa" w:w="1799"/>
+          </w:tcPr>
+          <w:p>
+            <w:pPr>
+              <w:spacing w:before="0" w:after="0"/>
+            </w:pPr>
+            <w:r>
+              <w:rPr>
+                <w:sz w:val="19"/>
+              </w:rPr>
+              <w:t>Level 1 · Task 2</w:t>
+            </w:r>
+          </w:p>
+        </w:tc>
+        <w:tc>
+          <w:tcPr>
+            <w:tcW w:type="dxa" w:w="3300"/>
+          </w:tcPr>
+          <w:p>
+            <w:pPr>
+              <w:spacing w:before="0" w:after="0"/>
+            </w:pPr>
+            <w:r>
+              <w:rPr>
+                <w:sz w:val="19"/>
+              </w:rPr>
+              <w:t>Three options are rated on three criteria and one is chosen with a reason: Block 1.2 (Optional, about 8 min). Groups that skip Optional blocks use the time to finish Block 1.1 and to read the Optional cards.</w:t>
+            </w:r>
+          </w:p>
+        </w:tc>
+        <w:tc>
+          <w:tcPr>
+            <w:tcW w:type="dxa" w:w="1500"/>
+          </w:tcPr>
+          <w:p>
+            <w:pPr>
+              <w:spacing w:before="0" w:after="0"/>
+            </w:pPr>
+            <w:r>
+              <w:rPr>
+                <w:sz w:val="19"/>
+              </w:rPr>
+              <w:t>Task 1 · Part 1 · Block 1.2</w:t>
+            </w:r>
+          </w:p>
+        </w:tc>
+        <w:tc>
+          <w:tcPr>
+            <w:tcW w:type="dxa" w:w="1847"/>
+          </w:tcPr>
+          <w:p>
+            <w:pPr>
+              <w:spacing w:before="0" w:after="0"/>
+            </w:pPr>
+            <w:r>
+              <w:rPr>
+                <w:sz w:val="19"/>
+              </w:rPr>
+              <w:t>Handout (or on the playground)</w:t>
+            </w:r>
+          </w:p>
+        </w:tc>
+      </w:tr>
+      <w:tr>
+        <w:trPr>
+          <w:cantSplit/>
+        </w:trPr>
+        <w:tc>
+          <w:tcPr>
+            <w:tcW w:type="dxa" w:w="596"/>
+          </w:tcPr>
+          <w:p>
+            <w:pPr>
+              <w:spacing w:before="0" w:after="0"/>
+            </w:pPr>
+            <w:r>
+              <w:rPr>
+                <w:b/>
+                <w:sz w:val="19"/>
+              </w:rPr>
+              <w:t>4</w:t>
+            </w:r>
+          </w:p>
+        </w:tc>
+        <w:tc>
+          <w:tcPr>
+            <w:tcW w:type="dxa" w:w="596"/>
+          </w:tcPr>
+          <w:p>
+            <w:pPr>
+              <w:spacing w:before="0" w:after="0"/>
+            </w:pPr>
+            <w:r>
+              <w:rPr>
+                <w:sz w:val="19"/>
+              </w:rPr>
+              <w:t>45</w:t>
+            </w:r>
+          </w:p>
+        </w:tc>
+        <w:tc>
+          <w:tcPr>
+            <w:tcW w:type="dxa" w:w="1799"/>
+          </w:tcPr>
+          <w:p>
+            <w:pPr>
+              <w:spacing w:before="0" w:after="0"/>
+            </w:pPr>
+            <w:r>
+              <w:rPr>
+                <w:sz w:val="19"/>
+              </w:rPr>
+              <w:t>Coaching · transition from Level 1 to Level 2</w:t>
+            </w:r>
+          </w:p>
+        </w:tc>
+        <w:tc>
+          <w:tcPr>
+            <w:tcW w:type="dxa" w:w="3300"/>
+          </w:tcPr>
+          <w:p>
+            <w:pPr>
+              <w:spacing w:before="0" w:after="0"/>
+            </w:pPr>
+            <w:r>
+              <w:rPr>
+                <w:sz w:val="19"/>
+              </w:rPr>
+              <w:t>Trainer-led. A short talk on the day's coaching focus, then the reflection questions in pairs: Block 1.3 (Optional, about 5 min). The bridge: from reading an interface to deciding under limits.</w:t>
+            </w:r>
+          </w:p>
+        </w:tc>
+        <w:tc>
+          <w:tcPr>
+            <w:tcW w:type="dxa" w:w="1500"/>
+          </w:tcPr>
+          <w:p>
+            <w:pPr>
+              <w:spacing w:before="0" w:after="0"/>
+            </w:pPr>
+            <w:r>
+              <w:rPr>
+                <w:sz w:val="19"/>
+              </w:rPr>
+              <w:t>Task 1 · Block 1.3</w:t>
+            </w:r>
+            <w:r>
+              <w:br/>
+            </w:r>
+            <w:r>
+              <w:rPr>
+                <w:sz w:val="19"/>
+              </w:rPr>
+              <w:t>Trainer document, section Coaching</w:t>
+            </w:r>
+          </w:p>
+        </w:tc>
+        <w:tc>
+          <w:tcPr>
+            <w:tcW w:type="dxa" w:w="1847"/>
+          </w:tcPr>
+          <w:p>
+            <w:pPr>
+              <w:spacing w:before="0" w:after="0"/>
+            </w:pPr>
+            <w:r>
+              <w:rPr>
+                <w:sz w:val="19"/>
+              </w:rPr>
+              <w:t>Trainer only + Handout</w:t>
+            </w:r>
+          </w:p>
+        </w:tc>
+      </w:tr>
+      <w:tr>
+        <w:trPr>
+          <w:cantSplit/>
+        </w:trPr>
+        <w:tc>
+          <w:tcPr>
+            <w:tcW w:type="dxa" w:w="596"/>
+          </w:tcPr>
+          <w:p>
+            <w:pPr>
+              <w:spacing w:before="0" w:after="0"/>
+            </w:pPr>
+            <w:r>
+              <w:rPr>
+                <w:b/>
+                <w:sz w:val="19"/>
+              </w:rPr>
+              <w:t>5–6</w:t>
+            </w:r>
+          </w:p>
+        </w:tc>
+        <w:tc>
+          <w:tcPr>
+            <w:tcW w:type="dxa" w:w="596"/>
+          </w:tcPr>
+          <w:p>
+            <w:pPr>
+              <w:spacing w:before="0" w:after="0"/>
+            </w:pPr>
+            <w:r>
+              <w:rPr>
+                <w:sz w:val="19"/>
+              </w:rPr>
+              <w:t>90</w:t>
+            </w:r>
+          </w:p>
+        </w:tc>
+        <w:tc>
+          <w:tcPr>
+            <w:tcW w:type="dxa" w:w="1799"/>
+          </w:tcPr>
+          <w:p>
+            <w:pPr>
+              <w:spacing w:before="0" w:after="0"/>
+            </w:pPr>
+            <w:r>
+              <w:rPr>
+                <w:sz w:val="19"/>
+              </w:rPr>
+              <w:t>Level 2 · Case study EduPath (</w:t>
+            </w:r>
+            <w:r>
+              <w:rPr>
+                <w:b/>
+                <w:sz w:val="19"/>
+              </w:rPr>
+              <w:t>2 UE</w:t>
+            </w:r>
+            <w:r>
+              <w:rPr>
+                <w:sz w:val="19"/>
+              </w:rPr>
+              <w:t>) incl. model solution</w:t>
+            </w:r>
+          </w:p>
+        </w:tc>
+        <w:tc>
+          <w:tcPr>
+            <w:tcW w:type="dxa" w:w="3300"/>
+          </w:tcPr>
+          <w:p>
+            <w:pPr>
+              <w:spacing w:before="0" w:after="0"/>
+            </w:pPr>
+            <w:r>
+              <w:rPr>
+                <w:sz w:val="19"/>
+              </w:rPr>
+              <w:t>UE5: the trainer presents the case; participants work on Block 2.1 (Optional, about 7 min) and Block 2.2 (Core, about 17 min). UE6: groups compare their order and defend it; the trainer closes with the model solution (core logic).</w:t>
+            </w:r>
+          </w:p>
+        </w:tc>
+        <w:tc>
+          <w:tcPr>
+            <w:tcW w:type="dxa" w:w="1500"/>
+          </w:tcPr>
+          <w:p>
+            <w:pPr>
+              <w:spacing w:before="0" w:after="0"/>
+            </w:pPr>
+            <w:r>
+              <w:rPr>
+                <w:sz w:val="19"/>
+              </w:rPr>
+              <w:t>Task 1 · Part 2 · Blocks 2.1, 2.2</w:t>
+            </w:r>
+            <w:r>
+              <w:br/>
+            </w:r>
+            <w:r>
+              <w:rPr>
+                <w:sz w:val="19"/>
+              </w:rPr>
+              <w:t>Trainer document, section Case study</w:t>
+            </w:r>
+          </w:p>
+        </w:tc>
+        <w:tc>
+          <w:tcPr>
+            <w:tcW w:type="dxa" w:w="1847"/>
+          </w:tcPr>
+          <w:p>
+            <w:pPr>
+              <w:spacing w:before="0" w:after="0"/>
+            </w:pPr>
+            <w:r>
+              <w:rPr>
+                <w:sz w:val="19"/>
+              </w:rPr>
+              <w:t>Handout; model solution shown after the work</w:t>
+            </w:r>
+          </w:p>
+        </w:tc>
+      </w:tr>
+      <w:tr>
+        <w:trPr>
+          <w:cantSplit/>
+        </w:trPr>
+        <w:tc>
+          <w:tcPr>
+            <w:tcW w:type="dxa" w:w="596"/>
+          </w:tcPr>
+          <w:p>
+            <w:pPr>
+              <w:spacing w:before="0" w:after="0"/>
+            </w:pPr>
+            <w:r>
+              <w:rPr>
+                <w:b/>
+                <w:sz w:val="19"/>
+              </w:rPr>
+              <w:t>7</w:t>
+            </w:r>
+          </w:p>
+        </w:tc>
+        <w:tc>
+          <w:tcPr>
+            <w:tcW w:type="dxa" w:w="596"/>
+          </w:tcPr>
+          <w:p>
+            <w:pPr>
+              <w:spacing w:before="0" w:after="0"/>
+            </w:pPr>
+            <w:r>
+              <w:rPr>
+                <w:sz w:val="19"/>
+              </w:rPr>
+              <w:t>45</w:t>
+            </w:r>
+          </w:p>
+        </w:tc>
+        <w:tc>
+          <w:tcPr>
+            <w:tcW w:type="dxa" w:w="1799"/>
+          </w:tcPr>
+          <w:p>
+            <w:pPr>
+              <w:spacing w:before="0" w:after="0"/>
+            </w:pPr>
+            <w:r>
+              <w:rPr>
+                <w:sz w:val="19"/>
+              </w:rPr>
+              <w:t>Level 2 + 3 · Feedback round with a management perspective</w:t>
+            </w:r>
+          </w:p>
+        </w:tc>
+        <w:tc>
+          <w:tcPr>
+            <w:tcW w:type="dxa" w:w="3300"/>
+          </w:tcPr>
+          <w:p>
+            <w:pPr>
+              <w:spacing w:before="0" w:after="0"/>
+            </w:pPr>
+            <w:r>
+              <w:rPr>
+                <w:sz w:val="19"/>
+              </w:rPr>
+              <w:t>Groups present their reasoning, not only their result. The trainer asks the day's Level 3 input questions and leads the discussion.</w:t>
+            </w:r>
+          </w:p>
+        </w:tc>
+        <w:tc>
+          <w:tcPr>
+            <w:tcW w:type="dxa" w:w="1500"/>
+          </w:tcPr>
+          <w:p>
+            <w:pPr>
+              <w:spacing w:before="0" w:after="0"/>
+            </w:pPr>
+            <w:r>
+              <w:rPr>
+                <w:sz w:val="19"/>
+              </w:rPr>
+              <w:t>Trainer document, section Feedback round</w:t>
+            </w:r>
+          </w:p>
+        </w:tc>
+        <w:tc>
+          <w:tcPr>
+            <w:tcW w:type="dxa" w:w="1847"/>
+          </w:tcPr>
+          <w:p>
+            <w:pPr>
+              <w:spacing w:before="0" w:after="0"/>
+            </w:pPr>
+            <w:r>
+              <w:rPr>
+                <w:sz w:val="19"/>
+              </w:rPr>
+              <w:t>Presentation by the groups; Trainer only</w:t>
+            </w:r>
+          </w:p>
+        </w:tc>
+      </w:tr>
+      <w:tr>
+        <w:trPr>
+          <w:cantSplit/>
+        </w:trPr>
+        <w:tc>
+          <w:tcPr>
+            <w:tcW w:type="dxa" w:w="596"/>
+          </w:tcPr>
+          <w:p>
+            <w:pPr>
+              <w:spacing w:before="0" w:after="0"/>
+            </w:pPr>
+            <w:r>
+              <w:rPr>
+                <w:b/>
+                <w:sz w:val="19"/>
+              </w:rPr>
+              <w:t>8</w:t>
+            </w:r>
+          </w:p>
+        </w:tc>
+        <w:tc>
+          <w:tcPr>
+            <w:tcW w:type="dxa" w:w="596"/>
+          </w:tcPr>
+          <w:p>
+            <w:pPr>
+              <w:spacing w:before="0" w:after="0"/>
+            </w:pPr>
+            <w:r>
+              <w:rPr>
+                <w:sz w:val="19"/>
+              </w:rPr>
+              <w:t>45</w:t>
+            </w:r>
+          </w:p>
+        </w:tc>
+        <w:tc>
+          <w:tcPr>
+            <w:tcW w:type="dxa" w:w="1799"/>
+          </w:tcPr>
+          <w:p>
+            <w:pPr>
+              <w:spacing w:before="0" w:after="0"/>
+            </w:pPr>
+            <w:r>
+              <w:rPr>
+                <w:sz w:val="19"/>
+              </w:rPr>
+              <w:t>Level 3 · Transfer project, Head of UX Strategy (</w:t>
+            </w:r>
+            <w:r>
+              <w:rPr>
+                <w:b/>
+                <w:sz w:val="19"/>
+              </w:rPr>
+              <w:t>3 UE</w:t>
+            </w:r>
+            <w:r>
+              <w:rPr>
+                <w:sz w:val="19"/>
+              </w:rPr>
+              <w:t>: UE8–10)</w:t>
+            </w:r>
+          </w:p>
+        </w:tc>
+        <w:tc>
+          <w:tcPr>
+            <w:tcW w:type="dxa" w:w="3300"/>
+          </w:tcPr>
+          <w:p>
+            <w:pPr>
+              <w:spacing w:before="0" w:after="0"/>
+            </w:pPr>
+            <w:r>
+              <w:rPr>
+                <w:sz w:val="19"/>
+              </w:rPr>
+              <w:t>The trainer presents Materi B (B1, B2, B3; use the "In plain words" and "How to decide" boxes, the rest is handout) and sets the role and the brief.</w:t>
+            </w:r>
+          </w:p>
+        </w:tc>
+        <w:tc>
+          <w:tcPr>
+            <w:tcW w:type="dxa" w:w="1500"/>
+          </w:tcPr>
+          <w:p>
+            <w:pPr>
+              <w:spacing w:before="0" w:after="0"/>
+            </w:pPr>
+            <w:r>
+              <w:rPr>
+                <w:sz w:val="19"/>
+              </w:rPr>
+              <w:t>Materi B (Route 2)</w:t>
+            </w:r>
+          </w:p>
+        </w:tc>
+        <w:tc>
+          <w:tcPr>
+            <w:tcW w:type="dxa" w:w="1847"/>
+          </w:tcPr>
+          <w:p>
+            <w:pPr>
+              <w:spacing w:before="0" w:after="0"/>
+            </w:pPr>
+            <w:r>
+              <w:rPr>
+                <w:sz w:val="19"/>
+              </w:rPr>
+              <w:t>Presentation + Handout</w:t>
+            </w:r>
+          </w:p>
+        </w:tc>
+      </w:tr>
+      <w:tr>
+        <w:trPr>
+          <w:cantSplit/>
+        </w:trPr>
+        <w:tc>
+          <w:tcPr>
+            <w:tcW w:type="dxa" w:w="596"/>
+          </w:tcPr>
+          <w:p>
+            <w:pPr>
+              <w:spacing w:before="0" w:after="0"/>
+            </w:pPr>
+            <w:r>
+              <w:rPr>
+                <w:b/>
+                <w:sz w:val="19"/>
+              </w:rPr>
+              <w:t>9</w:t>
+            </w:r>
+          </w:p>
+        </w:tc>
+        <w:tc>
+          <w:tcPr>
+            <w:tcW w:type="dxa" w:w="596"/>
+          </w:tcPr>
+          <w:p>
+            <w:pPr>
+              <w:spacing w:before="0" w:after="0"/>
+            </w:pPr>
+            <w:r>
+              <w:rPr>
+                <w:sz w:val="19"/>
+              </w:rPr>
+              <w:t>45</w:t>
+            </w:r>
+          </w:p>
+        </w:tc>
+        <w:tc>
+          <w:tcPr>
+            <w:tcW w:type="dxa" w:w="1799"/>
+          </w:tcPr>
+          <w:p>
+            <w:pPr>
+              <w:spacing w:before="0" w:after="0"/>
+            </w:pPr>
+            <w:r>
+              <w:rPr>
+                <w:sz w:val="19"/>
+              </w:rPr>
+              <w:t>Level 3 · Transfer project</w:t>
+            </w:r>
+          </w:p>
+        </w:tc>
+        <w:tc>
+          <w:tcPr>
+            <w:tcW w:type="dxa" w:w="3300"/>
+          </w:tcPr>
+          <w:p>
+            <w:pPr>
+              <w:spacing w:before="0" w:after="0"/>
+            </w:pPr>
+            <w:r>
+              <w:rPr>
+                <w:sz w:val="19"/>
+              </w:rPr>
+              <w:t>Individual work or in pairs on Block 3.1 (Core, about 9 min).</w:t>
+            </w:r>
+          </w:p>
+        </w:tc>
+        <w:tc>
+          <w:tcPr>
+            <w:tcW w:type="dxa" w:w="1500"/>
+          </w:tcPr>
+          <w:p>
+            <w:pPr>
+              <w:spacing w:before="0" w:after="0"/>
+            </w:pPr>
+            <w:r>
+              <w:rPr>
+                <w:sz w:val="19"/>
+              </w:rPr>
+              <w:t>Task 2 · Block 3.1</w:t>
+            </w:r>
+          </w:p>
+        </w:tc>
+        <w:tc>
+          <w:tcPr>
+            <w:tcW w:type="dxa" w:w="1847"/>
+          </w:tcPr>
+          <w:p>
+            <w:pPr>
+              <w:spacing w:before="0" w:after="0"/>
+            </w:pPr>
+            <w:r>
+              <w:rPr>
+                <w:sz w:val="19"/>
+              </w:rPr>
+              <w:t>Handout (or on the playground)</w:t>
+            </w:r>
+          </w:p>
+        </w:tc>
+      </w:tr>
+      <w:tr>
+        <w:trPr>
+          <w:cantSplit/>
+        </w:trPr>
+        <w:tc>
+          <w:tcPr>
+            <w:tcW w:type="dxa" w:w="596"/>
+          </w:tcPr>
+          <w:p>
+            <w:pPr>
+              <w:spacing w:before="0" w:after="0"/>
+            </w:pPr>
+            <w:r>
+              <w:rPr>
+                <w:b/>
+                <w:sz w:val="19"/>
+              </w:rPr>
+              <w:t>10</w:t>
+            </w:r>
+          </w:p>
+        </w:tc>
+        <w:tc>
+          <w:tcPr>
+            <w:tcW w:type="dxa" w:w="596"/>
+          </w:tcPr>
+          <w:p>
+            <w:pPr>
+              <w:spacing w:before="0" w:after="0"/>
+            </w:pPr>
+            <w:r>
+              <w:rPr>
+                <w:sz w:val="19"/>
+              </w:rPr>
+              <w:t>45</w:t>
+            </w:r>
+          </w:p>
+        </w:tc>
+        <w:tc>
+          <w:tcPr>
+            <w:tcW w:type="dxa" w:w="1799"/>
+          </w:tcPr>
+          <w:p>
+            <w:pPr>
+              <w:spacing w:before="0" w:after="0"/>
+            </w:pPr>
+            <w:r>
+              <w:rPr>
+                <w:sz w:val="19"/>
+              </w:rPr>
+              <w:t>Level 3 · Transfer project</w:t>
+            </w:r>
+          </w:p>
+        </w:tc>
+        <w:tc>
+          <w:tcPr>
+            <w:tcW w:type="dxa" w:w="3300"/>
+          </w:tcPr>
+          <w:p>
+            <w:pPr>
+              <w:spacing w:before="0" w:after="0"/>
+            </w:pPr>
+            <w:r>
+              <w:rPr>
+                <w:sz w:val="19"/>
+              </w:rPr>
+              <w:t>Block 3.2 (Core, about 11 min): the decision despite incomplete data. Participants then present the decision and what they give up; the trainer debriefs with the model solution.</w:t>
+            </w:r>
+          </w:p>
+        </w:tc>
+        <w:tc>
+          <w:tcPr>
+            <w:tcW w:type="dxa" w:w="1500"/>
+          </w:tcPr>
+          <w:p>
+            <w:pPr>
+              <w:spacing w:before="0" w:after="0"/>
+            </w:pPr>
+            <w:r>
+              <w:rPr>
+                <w:sz w:val="19"/>
+              </w:rPr>
+              <w:t>Task 2 · Block 3.2</w:t>
+            </w:r>
+            <w:r>
+              <w:br/>
+            </w:r>
+            <w:r>
+              <w:rPr>
+                <w:sz w:val="19"/>
+              </w:rPr>
+              <w:t>Trainer document, section Transfer project</w:t>
+            </w:r>
+          </w:p>
+        </w:tc>
+        <w:tc>
+          <w:tcPr>
+            <w:tcW w:type="dxa" w:w="1847"/>
+          </w:tcPr>
+          <w:p>
+            <w:pPr>
+              <w:spacing w:before="0" w:after="0"/>
+            </w:pPr>
+            <w:r>
+              <w:rPr>
+                <w:sz w:val="19"/>
+              </w:rPr>
+              <w:t>Handout; model solution shown after the work</w:t>
+            </w:r>
+          </w:p>
+        </w:tc>
+      </w:tr>
+    </w:tbl>
+    <w:p>
+      <w:pPr>
+        <w:spacing w:before="0" w:after="80"/>
+      </w:pPr>
+    </w:p>
+    <w:p>
+      <w:pPr>
+        <w:spacing w:before="0" w:after="100"/>
+      </w:pPr>
+      <w:r>
+        <w:rPr/>
+        <w:t>One UE is counted as 45 minutes here; breaks are not shown. The times are a guide for the trainer. Optional blocks and cards can be skipped; the Core blocks are enough for a complete answer.</w:t>
+      </w:r>
+    </w:p>
+    <w:p>
+      <w:pPr>
+        <w:pStyle w:val="Heading2"/>
+      </w:pPr>
+      <w:r>
+        <w:rPr/>
+        <w:t>Case study and transfer project at a glance</w:t>
+      </w:r>
+    </w:p>
+    <w:tbl>
+      <w:tblPr>
+        <w:tblW w:w="9638" w:type="dxa"/>
+        <w:tblBorders>
+          <w:top w:val="single" w:sz="4" w:space="0" w:color="D5DEE9"/>
+          <w:left w:val="single" w:sz="4" w:space="0" w:color="D5DEE9"/>
+          <w:bottom w:val="single" w:sz="4" w:space="0" w:color="D5DEE9"/>
+          <w:right w:val="single" w:sz="4" w:space="0" w:color="D5DEE9"/>
+          <w:insideH w:val="single" w:sz="4" w:space="0" w:color="D5DEE9"/>
+          <w:insideV w:val="single" w:sz="4" w:space="0" w:color="D5DEE9"/>
+        </w:tblBorders>
+        <w:tblLayout w:type="fixed"/>
+        <w:tblCellMar>
+          <w:top w:w="60" w:type="dxa"/>
+          <w:left w:w="100" w:type="dxa"/>
+          <w:bottom w:w="60" w:type="dxa"/>
+          <w:right w:w="100" w:type="dxa"/>
+        </w:tblCellMar>
+      </w:tblPr>
+      <w:tblGrid>
+        <w:gridCol w:w="2275"/>
+        <w:gridCol w:w="1027"/>
+        <w:gridCol w:w="1473"/>
+        <w:gridCol w:w="2527"/>
+        <w:gridCol w:w="2336"/>
+      </w:tblGrid>
+      <w:tr>
+        <w:trPr>
+          <w:cantSplit/>
+          <w:tblHeader/>
+        </w:trPr>
+        <w:tc>
+          <w:tcPr>
+            <w:tcW w:type="dxa" w:w="2275"/>
+            <w:shd w:val="clear" w:color="auto" w:fill="E6ECF4"/>
+          </w:tcPr>
+          <w:p>
+            <w:pPr>
+              <w:spacing w:before="0" w:after="0"/>
+            </w:pPr>
+            <w:r>
+              <w:rPr>
+                <w:b/>
+                <w:sz w:val="19"/>
+              </w:rPr>
+              <w:t>Component</w:t>
+            </w:r>
+          </w:p>
+        </w:tc>
+        <w:tc>
+          <w:tcPr>
+            <w:tcW w:type="dxa" w:w="1027"/>
+            <w:shd w:val="clear" w:color="auto" w:fill="E6ECF4"/>
+          </w:tcPr>
+          <w:p>
+            <w:pPr>
+              <w:spacing w:before="0" w:after="0"/>
+            </w:pPr>
+            <w:r>
+              <w:rPr>
+                <w:b/>
+                <w:sz w:val="19"/>
+              </w:rPr>
+              <w:t>UE</w:t>
+            </w:r>
+          </w:p>
+        </w:tc>
+        <w:tc>
+          <w:tcPr>
+            <w:tcW w:type="dxa" w:w="1473"/>
+            <w:shd w:val="clear" w:color="auto" w:fill="E6ECF4"/>
+          </w:tcPr>
+          <w:p>
+            <w:pPr>
+              <w:spacing w:before="0" w:after="0"/>
+            </w:pPr>
+            <w:r>
+              <w:rPr>
+                <w:b/>
+                <w:sz w:val="19"/>
+              </w:rPr>
+              <w:t>Duration</w:t>
+            </w:r>
+          </w:p>
+        </w:tc>
+        <w:tc>
+          <w:tcPr>
+            <w:tcW w:type="dxa" w:w="2527"/>
+            <w:shd w:val="clear" w:color="auto" w:fill="E6ECF4"/>
+          </w:tcPr>
+          <w:p>
+            <w:pPr>
+              <w:spacing w:before="0" w:after="0"/>
+            </w:pPr>
+            <w:r>
+              <w:rPr>
+                <w:b/>
+                <w:sz w:val="19"/>
+              </w:rPr>
+              <w:t>Participants work in</w:t>
+            </w:r>
+          </w:p>
+        </w:tc>
+        <w:tc>
+          <w:tcPr>
+            <w:tcW w:type="dxa" w:w="2336"/>
+            <w:shd w:val="clear" w:color="auto" w:fill="E6ECF4"/>
+          </w:tcPr>
+          <w:p>
+            <w:pPr>
+              <w:spacing w:before="0" w:after="0"/>
+            </w:pPr>
+            <w:r>
+              <w:rPr>
+                <w:b/>
+                <w:sz w:val="19"/>
+              </w:rPr>
+              <w:t>Model solution in</w:t>
+            </w:r>
+          </w:p>
+        </w:tc>
+      </w:tr>
+      <w:tr>
+        <w:trPr>
+          <w:cantSplit/>
+        </w:trPr>
+        <w:tc>
+          <w:tcPr>
+            <w:tcW w:type="dxa" w:w="2275"/>
+          </w:tcPr>
+          <w:p>
+            <w:pPr>
+              <w:spacing w:before="0" w:after="0"/>
+            </w:pPr>
+            <w:r>
+              <w:rPr>
+                <w:b/>
+                <w:sz w:val="19"/>
+              </w:rPr>
+              <w:t>Level 2 case study</w:t>
+            </w:r>
+            <w:r>
+              <w:rPr>
+                <w:sz w:val="19"/>
+              </w:rPr>
+              <w:t xml:space="preserve"> (EduPath)</w:t>
+            </w:r>
+          </w:p>
+        </w:tc>
+        <w:tc>
+          <w:tcPr>
+            <w:tcW w:type="dxa" w:w="1027"/>
+          </w:tcPr>
+          <w:p>
+            <w:pPr>
+              <w:spacing w:before="0" w:after="0"/>
+            </w:pPr>
+            <w:r>
+              <w:rPr>
+                <w:sz w:val="19"/>
+              </w:rPr>
+              <w:t>UE5–6</w:t>
+            </w:r>
+          </w:p>
+        </w:tc>
+        <w:tc>
+          <w:tcPr>
+            <w:tcW w:type="dxa" w:w="1473"/>
+          </w:tcPr>
+          <w:p>
+            <w:pPr>
+              <w:spacing w:before="0" w:after="0"/>
+            </w:pPr>
+            <w:r>
+              <w:rPr>
+                <w:b/>
+                <w:sz w:val="19"/>
+              </w:rPr>
+              <w:t>2 UE</w:t>
+            </w:r>
+            <w:r>
+              <w:rPr>
+                <w:sz w:val="19"/>
+              </w:rPr>
+              <w:t xml:space="preserve"> · 90 min</w:t>
+            </w:r>
+          </w:p>
+        </w:tc>
+        <w:tc>
+          <w:tcPr>
+            <w:tcW w:type="dxa" w:w="2527"/>
+          </w:tcPr>
+          <w:p>
+            <w:pPr>
+              <w:spacing w:before="0" w:after="0"/>
+            </w:pPr>
+            <w:r>
+              <w:rPr>
+                <w:sz w:val="19"/>
+              </w:rPr>
+              <w:t>Task 1 · Part 2 (Blocks 2.1, 2.2)</w:t>
+            </w:r>
+          </w:p>
+        </w:tc>
+        <w:tc>
+          <w:tcPr>
+            <w:tcW w:type="dxa" w:w="2336"/>
+          </w:tcPr>
+          <w:p>
+            <w:pPr>
+              <w:spacing w:before="0" w:after="0"/>
+            </w:pPr>
+            <w:r>
+              <w:rPr>
+                <w:sz w:val="19"/>
+              </w:rPr>
+              <w:t>Trainer document, section Case study</w:t>
+            </w:r>
+          </w:p>
+        </w:tc>
+      </w:tr>
+      <w:tr>
+        <w:trPr>
+          <w:cantSplit/>
+        </w:trPr>
+        <w:tc>
+          <w:tcPr>
+            <w:tcW w:type="dxa" w:w="2275"/>
+          </w:tcPr>
+          <w:p>
+            <w:pPr>
+              <w:spacing w:before="0" w:after="0"/>
+            </w:pPr>
+            <w:r>
+              <w:rPr>
+                <w:b/>
+                <w:sz w:val="19"/>
+              </w:rPr>
+              <w:t>Level 3 transfer project</w:t>
+            </w:r>
+            <w:r>
+              <w:rPr>
+                <w:sz w:val="19"/>
+              </w:rPr>
+              <w:t xml:space="preserve"> (Head of UX Strategy)</w:t>
+            </w:r>
+          </w:p>
+        </w:tc>
+        <w:tc>
+          <w:tcPr>
+            <w:tcW w:type="dxa" w:w="1027"/>
+          </w:tcPr>
+          <w:p>
+            <w:pPr>
+              <w:spacing w:before="0" w:after="0"/>
+            </w:pPr>
+            <w:r>
+              <w:rPr>
+                <w:sz w:val="19"/>
+              </w:rPr>
+              <w:t>UE8–10</w:t>
+            </w:r>
+          </w:p>
+        </w:tc>
+        <w:tc>
+          <w:tcPr>
+            <w:tcW w:type="dxa" w:w="1473"/>
+          </w:tcPr>
+          <w:p>
+            <w:pPr>
+              <w:spacing w:before="0" w:after="0"/>
+            </w:pPr>
+            <w:r>
+              <w:rPr>
+                <w:b/>
+                <w:sz w:val="19"/>
+              </w:rPr>
+              <w:t>3 UE</w:t>
+            </w:r>
+            <w:r>
+              <w:rPr>
+                <w:sz w:val="19"/>
+              </w:rPr>
+              <w:t xml:space="preserve"> · 135 min</w:t>
+            </w:r>
+          </w:p>
+        </w:tc>
+        <w:tc>
+          <w:tcPr>
+            <w:tcW w:type="dxa" w:w="2527"/>
+          </w:tcPr>
+          <w:p>
+            <w:pPr>
+              <w:spacing w:before="0" w:after="0"/>
+            </w:pPr>
+            <w:r>
+              <w:rPr>
+                <w:sz w:val="19"/>
+              </w:rPr>
+              <w:t>Materi B and Task 2 (Blocks 3.1, 3.2)</w:t>
+            </w:r>
+          </w:p>
+        </w:tc>
+        <w:tc>
+          <w:tcPr>
+            <w:tcW w:type="dxa" w:w="2336"/>
+          </w:tcPr>
+          <w:p>
+            <w:pPr>
+              <w:spacing w:before="0" w:after="0"/>
+            </w:pPr>
+            <w:r>
+              <w:rPr>
+                <w:sz w:val="19"/>
+              </w:rPr>
+              <w:t>Trainer document, section Transfer project</w:t>
+            </w:r>
+          </w:p>
+        </w:tc>
+      </w:tr>
+    </w:tbl>
+    <w:p>
+      <w:pPr>
+        <w:spacing w:before="0" w:after="80"/>
+      </w:pPr>
+    </w:p>
+    <w:p>
+      <w:r>
+        <w:br w:type="page"/>
+      </w:r>
+    </w:p>
     <w:tbl>
       <w:tblPr>
         <w:tblW w:w="9598" w:type="dxa"/>
@@ -592,8 +2311,9 @@
               </w:tblCellMar>
             </w:tblPr>
             <w:tblGrid>
-              <w:gridCol w:w="5715"/>
-              <w:gridCol w:w="3563"/>
+              <w:gridCol w:w="998"/>
+              <w:gridCol w:w="5055"/>
+              <w:gridCol w:w="3225"/>
             </w:tblGrid>
             <w:tr>
               <w:trPr>
@@ -602,7 +2322,25 @@
               </w:trPr>
               <w:tc>
                 <w:tcPr>
-                  <w:tcW w:type="dxa" w:w="5715"/>
+                  <w:tcW w:type="dxa" w:w="998"/>
+                  <w:shd w:val="clear" w:color="auto" w:fill="E6ECF4"/>
+                </w:tcPr>
+                <w:p>
+                  <w:pPr>
+                    <w:spacing w:before="0" w:after="0"/>
+                  </w:pPr>
+                  <w:r>
+                    <w:rPr>
+                      <w:b/>
+                      <w:sz w:val="20"/>
+                    </w:rPr>
+                    <w:t>UE</w:t>
+                  </w:r>
+                </w:p>
+              </w:tc>
+              <w:tc>
+                <w:tcPr>
+                  <w:tcW w:type="dxa" w:w="5055"/>
                   <w:shd w:val="clear" w:color="auto" w:fill="E6ECF4"/>
                 </w:tcPr>
                 <w:p>
@@ -620,7 +2358,7 @@
               </w:tc>
               <w:tc>
                 <w:tcPr>
-                  <w:tcW w:type="dxa" w:w="3563"/>
+                  <w:tcW w:type="dxa" w:w="3225"/>
                   <w:shd w:val="clear" w:color="auto" w:fill="E6ECF4"/>
                 </w:tcPr>
                 <w:p>
@@ -643,7 +2381,23 @@
               </w:trPr>
               <w:tc>
                 <w:tcPr>
-                  <w:tcW w:type="dxa" w:w="5715"/>
+                  <w:tcW w:type="dxa" w:w="998"/>
+                </w:tcPr>
+                <w:p>
+                  <w:pPr>
+                    <w:spacing w:before="0" w:after="0"/>
+                  </w:pPr>
+                  <w:r>
+                    <w:rPr>
+                      <w:sz w:val="20"/>
+                    </w:rPr>
+                    <w:t>UE2</w:t>
+                  </w:r>
+                </w:p>
+              </w:tc>
+              <w:tc>
+                <w:tcPr>
+                  <w:tcW w:type="dxa" w:w="5055"/>
                 </w:tcPr>
                 <w:p>
                   <w:pPr>
@@ -659,7 +2413,7 @@
               </w:tc>
               <w:tc>
                 <w:tcPr>
-                  <w:tcW w:type="dxa" w:w="3563"/>
+                  <w:tcW w:type="dxa" w:w="3225"/>
                 </w:tcPr>
                 <w:p>
                   <w:pPr>
@@ -680,7 +2434,23 @@
               </w:trPr>
               <w:tc>
                 <w:tcPr>
-                  <w:tcW w:type="dxa" w:w="5715"/>
+                  <w:tcW w:type="dxa" w:w="998"/>
+                </w:tcPr>
+                <w:p>
+                  <w:pPr>
+                    <w:spacing w:before="0" w:after="0"/>
+                  </w:pPr>
+                  <w:r>
+                    <w:rPr>
+                      <w:sz w:val="20"/>
+                    </w:rPr>
+                    <w:t>UE3</w:t>
+                  </w:r>
+                </w:p>
+              </w:tc>
+              <w:tc>
+                <w:tcPr>
+                  <w:tcW w:type="dxa" w:w="5055"/>
                 </w:tcPr>
                 <w:p>
                   <w:pPr>
@@ -696,7 +2466,7 @@
               </w:tc>
               <w:tc>
                 <w:tcPr>
-                  <w:tcW w:type="dxa" w:w="3563"/>
+                  <w:tcW w:type="dxa" w:w="3225"/>
                 </w:tcPr>
                 <w:p>
                   <w:pPr>
@@ -717,7 +2487,23 @@
               </w:trPr>
               <w:tc>
                 <w:tcPr>
-                  <w:tcW w:type="dxa" w:w="5715"/>
+                  <w:tcW w:type="dxa" w:w="998"/>
+                </w:tcPr>
+                <w:p>
+                  <w:pPr>
+                    <w:spacing w:before="0" w:after="0"/>
+                  </w:pPr>
+                  <w:r>
+                    <w:rPr>
+                      <w:sz w:val="20"/>
+                    </w:rPr>
+                    <w:t>UE4</w:t>
+                  </w:r>
+                </w:p>
+              </w:tc>
+              <w:tc>
+                <w:tcPr>
+                  <w:tcW w:type="dxa" w:w="5055"/>
                 </w:tcPr>
                 <w:p>
                   <w:pPr>
@@ -733,7 +2519,7 @@
               </w:tc>
               <w:tc>
                 <w:tcPr>
-                  <w:tcW w:type="dxa" w:w="3563"/>
+                  <w:tcW w:type="dxa" w:w="3225"/>
                 </w:tcPr>
                 <w:p>
                   <w:pPr>
@@ -754,7 +2540,23 @@
               </w:trPr>
               <w:tc>
                 <w:tcPr>
-                  <w:tcW w:type="dxa" w:w="5715"/>
+                  <w:tcW w:type="dxa" w:w="998"/>
+                </w:tcPr>
+                <w:p>
+                  <w:pPr>
+                    <w:spacing w:before="0" w:after="0"/>
+                  </w:pPr>
+                  <w:r>
+                    <w:rPr>
+                      <w:sz w:val="20"/>
+                    </w:rPr>
+                    <w:t>UE5–6</w:t>
+                  </w:r>
+                </w:p>
+              </w:tc>
+              <w:tc>
+                <w:tcPr>
+                  <w:tcW w:type="dxa" w:w="5055"/>
                 </w:tcPr>
                 <w:p>
                   <w:pPr>
@@ -770,7 +2572,7 @@
               </w:tc>
               <w:tc>
                 <w:tcPr>
-                  <w:tcW w:type="dxa" w:w="3563"/>
+                  <w:tcW w:type="dxa" w:w="3225"/>
                 </w:tcPr>
                 <w:p>
                   <w:pPr>
@@ -791,7 +2593,23 @@
               </w:trPr>
               <w:tc>
                 <w:tcPr>
-                  <w:tcW w:type="dxa" w:w="5715"/>
+                  <w:tcW w:type="dxa" w:w="998"/>
+                </w:tcPr>
+                <w:p>
+                  <w:pPr>
+                    <w:spacing w:before="0" w:after="0"/>
+                  </w:pPr>
+                  <w:r>
+                    <w:rPr>
+                      <w:sz w:val="20"/>
+                    </w:rPr>
+                    <w:t>UE7</w:t>
+                  </w:r>
+                </w:p>
+              </w:tc>
+              <w:tc>
+                <w:tcPr>
+                  <w:tcW w:type="dxa" w:w="5055"/>
                 </w:tcPr>
                 <w:p>
                   <w:pPr>
@@ -807,7 +2625,7 @@
               </w:tc>
               <w:tc>
                 <w:tcPr>
-                  <w:tcW w:type="dxa" w:w="3563"/>
+                  <w:tcW w:type="dxa" w:w="3225"/>
                 </w:tcPr>
                 <w:p>
                   <w:pPr>
@@ -828,7 +2646,23 @@
               </w:trPr>
               <w:tc>
                 <w:tcPr>
-                  <w:tcW w:type="dxa" w:w="5715"/>
+                  <w:tcW w:type="dxa" w:w="998"/>
+                </w:tcPr>
+                <w:p>
+                  <w:pPr>
+                    <w:spacing w:before="0" w:after="0"/>
+                  </w:pPr>
+                  <w:r>
+                    <w:rPr>
+                      <w:sz w:val="20"/>
+                    </w:rPr>
+                    <w:t>UE8–10</w:t>
+                  </w:r>
+                </w:p>
+              </w:tc>
+              <w:tc>
+                <w:tcPr>
+                  <w:tcW w:type="dxa" w:w="5055"/>
                 </w:tcPr>
                 <w:p>
                   <w:pPr>
@@ -844,7 +2678,7 @@
               </w:tc>
               <w:tc>
                 <w:tcPr>
-                  <w:tcW w:type="dxa" w:w="3563"/>
+                  <w:tcW w:type="dxa" w:w="3225"/>
                 </w:tcPr>
                 <w:p>
                   <w:pPr>
@@ -1310,7 +3144,7 @@
       <w:r>
         <w:drawing>
           <wp:inline xmlns:a="http://schemas.openxmlformats.org/drawingml/2006/main" xmlns:pic="http://schemas.openxmlformats.org/drawingml/2006/picture">
-            <wp:extent cx="5940000" cy="1473276"/>
+            <wp:extent cx="5940000" cy="1660855"/>
             <wp:docPr id="1" name="Picture 1"/>
             <wp:cNvGraphicFramePr>
               <a:graphicFrameLocks noChangeAspect="1"/>
@@ -1319,7 +3153,7 @@
               <a:graphicData uri="http://schemas.openxmlformats.org/drawingml/2006/picture">
                 <pic:pic>
                   <pic:nvPicPr>
-                    <pic:cNvPr id="0" name="d6_t1_edupath-touchpoints.png"/>
+                    <pic:cNvPr id="0" name="d6_t1_edupath-touchpoints-ac7458a6706d.png"/>
                     <pic:cNvPicPr/>
                   </pic:nvPicPr>
                   <pic:blipFill>
@@ -1331,7 +3165,7 @@
                   <pic:spPr>
                     <a:xfrm>
                       <a:off x="0" y="0"/>
-                      <a:ext cx="5940000" cy="1473276"/>
+                      <a:ext cx="5940000" cy="1660855"/>
                     </a:xfrm>
                     <a:prstGeom prst="rect"/>
                   </pic:spPr>
@@ -3189,8 +5023,68 @@
       </w:pPr>
       <w:r>
         <w:rPr/>
-        <w:t>Part 2 · Two personas, two journeys, four measures · Level 2 · Application</w:t>
+        <w:t>Part 2 · Two personas, two journeys, four measures · Level 2 · Application · Case study (2 UE)</w:t>
       </w:r>
+    </w:p>
+    <w:tbl>
+      <w:tblPr>
+        <w:tblW w:w="9598" w:type="dxa"/>
+        <w:tblBorders>
+          <w:top w:val="single" w:sz="4" w:space="0" w:color="8793A3"/>
+          <w:left w:val="single" w:sz="4" w:space="0" w:color="8793A3"/>
+          <w:bottom w:val="single" w:sz="4" w:space="0" w:color="8793A3"/>
+          <w:right w:val="single" w:sz="4" w:space="0" w:color="8793A3"/>
+        </w:tblBorders>
+        <w:tblLayout w:type="fixed"/>
+        <w:tblCellMar>
+          <w:top w:w="90" w:type="dxa"/>
+          <w:left w:w="160" w:type="dxa"/>
+          <w:bottom w:w="90" w:type="dxa"/>
+          <w:right w:w="160" w:type="dxa"/>
+        </w:tblCellMar>
+      </w:tblPr>
+      <w:tblGrid>
+        <w:gridCol w:w="9598"/>
+      </w:tblGrid>
+      <w:tr>
+        <w:tc>
+          <w:tcPr>
+            <w:tcW w:type="dxa" w:w="9598"/>
+            <w:tcBorders>
+              <w:left w:val="single" w:sz="28" w:space="0" w:color="8793A3"/>
+            </w:tcBorders>
+            <w:shd w:val="clear" w:color="auto" w:fill="FFFFFF"/>
+          </w:tcPr>
+          <w:p>
+            <w:pPr>
+              <w:keepNext/>
+              <w:spacing w:before="0" w:after="60"/>
+            </w:pPr>
+            <w:r>
+              <w:rPr>
+                <w:b/>
+                <w:color w:val="8793A3"/>
+                <w:sz w:val="20"/>
+              </w:rPr>
+              <w:t>Case study: 2 teaching units (UE5–6)</w:t>
+            </w:r>
+          </w:p>
+          <w:p>
+            <w:pPr>
+              <w:spacing w:before="0" w:after="100"/>
+            </w:pPr>
+            <w:r>
+              <w:rPr/>
+              <w:t>This part is the day's Level 2 case study. It takes 2 UE (about 90 minutes): UE5 for the briefing and your own work, UE6 for comparing your order with your group and for the trainer's closing. The blocks below need about 24 minutes of writing; the rest of the time is the group comparison.</w:t>
+            </w:r>
+          </w:p>
+        </w:tc>
+      </w:tr>
+    </w:tbl>
+    <w:p>
+      <w:pPr>
+        <w:spacing w:before="0" w:after="80"/>
+      </w:pPr>
     </w:p>
     <w:p>
       <w:pPr>
@@ -6841,8 +8735,68 @@
       </w:pPr>
       <w:r>
         <w:rPr/>
-        <w:t>Task 2 · Route 2 · UX Strategy Memo (Level 3)</w:t>
+        <w:t>Task 2 · Route 2 · UX Strategy Memo (Level 3) · Transfer project (3 UE)</w:t>
       </w:r>
+    </w:p>
+    <w:tbl>
+      <w:tblPr>
+        <w:tblW w:w="9598" w:type="dxa"/>
+        <w:tblBorders>
+          <w:top w:val="single" w:sz="4" w:space="0" w:color="8793A3"/>
+          <w:left w:val="single" w:sz="4" w:space="0" w:color="8793A3"/>
+          <w:bottom w:val="single" w:sz="4" w:space="0" w:color="8793A3"/>
+          <w:right w:val="single" w:sz="4" w:space="0" w:color="8793A3"/>
+        </w:tblBorders>
+        <w:tblLayout w:type="fixed"/>
+        <w:tblCellMar>
+          <w:top w:w="90" w:type="dxa"/>
+          <w:left w:w="160" w:type="dxa"/>
+          <w:bottom w:w="90" w:type="dxa"/>
+          <w:right w:w="160" w:type="dxa"/>
+        </w:tblCellMar>
+      </w:tblPr>
+      <w:tblGrid>
+        <w:gridCol w:w="9598"/>
+      </w:tblGrid>
+      <w:tr>
+        <w:tc>
+          <w:tcPr>
+            <w:tcW w:type="dxa" w:w="9598"/>
+            <w:tcBorders>
+              <w:left w:val="single" w:sz="28" w:space="0" w:color="8793A3"/>
+            </w:tcBorders>
+            <w:shd w:val="clear" w:color="auto" w:fill="FFFFFF"/>
+          </w:tcPr>
+          <w:p>
+            <w:pPr>
+              <w:keepNext/>
+              <w:spacing w:before="0" w:after="60"/>
+            </w:pPr>
+            <w:r>
+              <w:rPr>
+                <w:b/>
+                <w:color w:val="8793A3"/>
+                <w:sz w:val="20"/>
+              </w:rPr>
+              <w:t>Transfer project: 3 teaching units (UE8–10)</w:t>
+            </w:r>
+          </w:p>
+          <w:p>
+            <w:pPr>
+              <w:spacing w:before="0" w:after="100"/>
+            </w:pPr>
+            <w:r>
+              <w:rPr/>
+              <w:t>This task is the day's Level 3 transfer project. It takes 3 UE (about 135 minutes): UE8 for Materi B and the brief, UE9 for Block 3.1, UE10 for Block 3.2, the presentation of your decision and the debrief with the trainer. The two blocks need about 20 minutes of writing; the rest of the time is the discussion of your decisions.</w:t>
+            </w:r>
+          </w:p>
+        </w:tc>
+      </w:tr>
+    </w:tbl>
+    <w:p>
+      <w:pPr>
+        <w:spacing w:before="0" w:after="80"/>
+      </w:pPr>
     </w:p>
     <w:p>
       <w:pPr>
@@ -9633,6 +11587,672 @@
       </w:pPr>
       <w:r>
         <w:rPr/>
+        <w:t>Use in class: presentation and handout</w:t>
+      </w:r>
+    </w:p>
+    <w:p>
+      <w:pPr>
+        <w:spacing w:before="0" w:after="100"/>
+      </w:pPr>
+      <w:r>
+        <w:rPr/>
+        <w:t xml:space="preserve">Mark of use for the worksheet. </w:t>
+      </w:r>
+      <w:r>
+        <w:rPr>
+          <w:b/>
+        </w:rPr>
+        <w:t>Presentation</w:t>
+      </w:r>
+      <w:r>
+        <w:rPr/>
+        <w:t xml:space="preserve"> is what the trainer shows on screen; </w:t>
+      </w:r>
+      <w:r>
+        <w:rPr>
+          <w:b/>
+        </w:rPr>
+        <w:t>Handout</w:t>
+      </w:r>
+      <w:r>
+        <w:rPr/>
+        <w:t xml:space="preserve"> is what participants fill in and hand in.</w:t>
+      </w:r>
+    </w:p>
+    <w:tbl>
+      <w:tblPr>
+        <w:tblW w:w="9638" w:type="dxa"/>
+        <w:tblBorders>
+          <w:top w:val="single" w:sz="4" w:space="0" w:color="D5DEE9"/>
+          <w:left w:val="single" w:sz="4" w:space="0" w:color="D5DEE9"/>
+          <w:bottom w:val="single" w:sz="4" w:space="0" w:color="D5DEE9"/>
+          <w:right w:val="single" w:sz="4" w:space="0" w:color="D5DEE9"/>
+          <w:insideH w:val="single" w:sz="4" w:space="0" w:color="D5DEE9"/>
+          <w:insideV w:val="single" w:sz="4" w:space="0" w:color="D5DEE9"/>
+        </w:tblBorders>
+        <w:tblLayout w:type="fixed"/>
+        <w:tblCellMar>
+          <w:top w:w="60" w:type="dxa"/>
+          <w:left w:w="100" w:type="dxa"/>
+          <w:bottom w:w="60" w:type="dxa"/>
+          <w:right w:w="100" w:type="dxa"/>
+        </w:tblCellMar>
+      </w:tblPr>
+      <w:tblGrid>
+        <w:gridCol w:w="3543"/>
+        <w:gridCol w:w="3513"/>
+        <w:gridCol w:w="2582"/>
+      </w:tblGrid>
+      <w:tr>
+        <w:trPr>
+          <w:cantSplit/>
+          <w:tblHeader/>
+        </w:trPr>
+        <w:tc>
+          <w:tcPr>
+            <w:tcW w:type="dxa" w:w="3543"/>
+            <w:shd w:val="clear" w:color="auto" w:fill="E6ECF4"/>
+          </w:tcPr>
+          <w:p>
+            <w:pPr>
+              <w:spacing w:before="0" w:after="0"/>
+            </w:pPr>
+            <w:r>
+              <w:rPr>
+                <w:b/>
+                <w:sz w:val="20"/>
+              </w:rPr>
+              <w:t>Part of the worksheet</w:t>
+            </w:r>
+          </w:p>
+        </w:tc>
+        <w:tc>
+          <w:tcPr>
+            <w:tcW w:type="dxa" w:w="3513"/>
+            <w:shd w:val="clear" w:color="auto" w:fill="E6ECF4"/>
+          </w:tcPr>
+          <w:p>
+            <w:pPr>
+              <w:spacing w:before="0" w:after="0"/>
+            </w:pPr>
+            <w:r>
+              <w:rPr>
+                <w:b/>
+                <w:sz w:val="20"/>
+              </w:rPr>
+              <w:t>Presentation (shown on the playground)</w:t>
+            </w:r>
+          </w:p>
+        </w:tc>
+        <w:tc>
+          <w:tcPr>
+            <w:tcW w:type="dxa" w:w="2582"/>
+            <w:shd w:val="clear" w:color="auto" w:fill="E6ECF4"/>
+          </w:tcPr>
+          <w:p>
+            <w:pPr>
+              <w:spacing w:before="0" w:after="0"/>
+            </w:pPr>
+            <w:r>
+              <w:rPr>
+                <w:b/>
+                <w:sz w:val="20"/>
+              </w:rPr>
+              <w:t>Handout</w:t>
+            </w:r>
+          </w:p>
+        </w:tc>
+      </w:tr>
+      <w:tr>
+        <w:trPr>
+          <w:cantSplit/>
+        </w:trPr>
+        <w:tc>
+          <w:tcPr>
+            <w:tcW w:type="dxa" w:w="3543"/>
+          </w:tcPr>
+          <w:p>
+            <w:pPr>
+              <w:spacing w:before="0" w:after="0"/>
+            </w:pPr>
+            <w:r>
+              <w:rPr>
+                <w:sz w:val="20"/>
+              </w:rPr>
+              <w:t>The case: EduPath, where different users fail in different ways</w:t>
+            </w:r>
+          </w:p>
+        </w:tc>
+        <w:tc>
+          <w:tcPr>
+            <w:tcW w:type="dxa" w:w="3513"/>
+          </w:tcPr>
+          <w:p>
+            <w:pPr>
+              <w:spacing w:before="0" w:after="0"/>
+            </w:pPr>
+            <w:r>
+              <w:rPr>
+                <w:sz w:val="20"/>
+              </w:rPr>
+              <w:t>The case read aloud or on screen</w:t>
+            </w:r>
+          </w:p>
+        </w:tc>
+        <w:tc>
+          <w:tcPr>
+            <w:tcW w:type="dxa" w:w="2582"/>
+          </w:tcPr>
+          <w:p>
+            <w:pPr>
+              <w:spacing w:before="0" w:after="0"/>
+            </w:pPr>
+            <w:r>
+              <w:rPr>
+                <w:sz w:val="20"/>
+              </w:rPr>
+              <w:t>The case text</w:t>
+            </w:r>
+          </w:p>
+        </w:tc>
+      </w:tr>
+      <w:tr>
+        <w:trPr>
+          <w:cantSplit/>
+        </w:trPr>
+        <w:tc>
+          <w:tcPr>
+            <w:tcW w:type="dxa" w:w="3543"/>
+          </w:tcPr>
+          <w:p>
+            <w:pPr>
+              <w:spacing w:before="0" w:after="0"/>
+            </w:pPr>
+            <w:r>
+              <w:rPr>
+                <w:sz w:val="20"/>
+              </w:rPr>
+              <w:t>The evidence: five touchpoints</w:t>
+            </w:r>
+          </w:p>
+        </w:tc>
+        <w:tc>
+          <w:tcPr>
+            <w:tcW w:type="dxa" w:w="3513"/>
+          </w:tcPr>
+          <w:p>
+            <w:pPr>
+              <w:spacing w:before="0" w:after="0"/>
+            </w:pPr>
+            <w:r>
+              <w:rPr>
+                <w:sz w:val="20"/>
+              </w:rPr>
+              <w:t>Figure 1 (the screens)</w:t>
+            </w:r>
+          </w:p>
+        </w:tc>
+        <w:tc>
+          <w:tcPr>
+            <w:tcW w:type="dxa" w:w="2582"/>
+          </w:tcPr>
+          <w:p>
+            <w:pPr>
+              <w:spacing w:before="0" w:after="0"/>
+            </w:pPr>
+            <w:r>
+              <w:rPr>
+                <w:sz w:val="20"/>
+              </w:rPr>
+              <w:t>Evidence and numbered facts</w:t>
+            </w:r>
+          </w:p>
+        </w:tc>
+      </w:tr>
+      <w:tr>
+        <w:trPr>
+          <w:cantSplit/>
+        </w:trPr>
+        <w:tc>
+          <w:tcPr>
+            <w:tcW w:type="dxa" w:w="3543"/>
+          </w:tcPr>
+          <w:p>
+            <w:pPr>
+              <w:spacing w:before="0" w:after="0"/>
+            </w:pPr>
+            <w:r>
+              <w:rPr>
+                <w:sz w:val="20"/>
+              </w:rPr>
+              <w:t>Block 1.1 · Eight research notes and a learner persona</w:t>
+            </w:r>
+          </w:p>
+        </w:tc>
+        <w:tc>
+          <w:tcPr>
+            <w:tcW w:type="dxa" w:w="3513"/>
+          </w:tcPr>
+          <w:p>
+            <w:pPr>
+              <w:spacing w:before="0" w:after="0"/>
+            </w:pPr>
+            <w:r>
+              <w:rPr>
+                <w:sz w:val="20"/>
+              </w:rPr>
+              <w:t>The task wording at the start of the block (no answers are shown)</w:t>
+            </w:r>
+          </w:p>
+        </w:tc>
+        <w:tc>
+          <w:tcPr>
+            <w:tcW w:type="dxa" w:w="2582"/>
+          </w:tcPr>
+          <w:p>
+            <w:pPr>
+              <w:spacing w:before="0" w:after="0"/>
+            </w:pPr>
+            <w:r>
+              <w:rPr>
+                <w:sz w:val="20"/>
+              </w:rPr>
+              <w:t>Worksheet block with answer boxes (Core)</w:t>
+            </w:r>
+          </w:p>
+        </w:tc>
+      </w:tr>
+      <w:tr>
+        <w:trPr>
+          <w:cantSplit/>
+        </w:trPr>
+        <w:tc>
+          <w:tcPr>
+            <w:tcW w:type="dxa" w:w="3543"/>
+          </w:tcPr>
+          <w:p>
+            <w:pPr>
+              <w:spacing w:before="0" w:after="0"/>
+            </w:pPr>
+            <w:r>
+              <w:rPr>
+                <w:sz w:val="20"/>
+              </w:rPr>
+              <w:t>Block 1.2 · A journey that ends in drop-out</w:t>
+            </w:r>
+          </w:p>
+        </w:tc>
+        <w:tc>
+          <w:tcPr>
+            <w:tcW w:type="dxa" w:w="3513"/>
+          </w:tcPr>
+          <w:p>
+            <w:pPr>
+              <w:spacing w:before="0" w:after="0"/>
+            </w:pPr>
+            <w:r>
+              <w:rPr>
+                <w:sz w:val="20"/>
+              </w:rPr>
+              <w:t>The task wording at the start of the block (no answers are shown)</w:t>
+            </w:r>
+          </w:p>
+        </w:tc>
+        <w:tc>
+          <w:tcPr>
+            <w:tcW w:type="dxa" w:w="2582"/>
+          </w:tcPr>
+          <w:p>
+            <w:pPr>
+              <w:spacing w:before="0" w:after="0"/>
+            </w:pPr>
+            <w:r>
+              <w:rPr>
+                <w:sz w:val="20"/>
+              </w:rPr>
+              <w:t>Worksheet block with answer boxes (Optional)</w:t>
+            </w:r>
+          </w:p>
+        </w:tc>
+      </w:tr>
+      <w:tr>
+        <w:trPr>
+          <w:cantSplit/>
+        </w:trPr>
+        <w:tc>
+          <w:tcPr>
+            <w:tcW w:type="dxa" w:w="3543"/>
+          </w:tcPr>
+          <w:p>
+            <w:pPr>
+              <w:spacing w:before="0" w:after="0"/>
+            </w:pPr>
+            <w:r>
+              <w:rPr>
+                <w:sz w:val="20"/>
+              </w:rPr>
+              <w:t>Block 1.3 · Coaching reflection: from user image to decision basis</w:t>
+            </w:r>
+          </w:p>
+        </w:tc>
+        <w:tc>
+          <w:tcPr>
+            <w:tcW w:type="dxa" w:w="3513"/>
+          </w:tcPr>
+          <w:p>
+            <w:pPr>
+              <w:spacing w:before="0" w:after="0"/>
+            </w:pPr>
+            <w:r>
+              <w:rPr>
+                <w:sz w:val="20"/>
+              </w:rPr>
+              <w:t>The task wording at the start of the block (no answers are shown)</w:t>
+            </w:r>
+          </w:p>
+        </w:tc>
+        <w:tc>
+          <w:tcPr>
+            <w:tcW w:type="dxa" w:w="2582"/>
+          </w:tcPr>
+          <w:p>
+            <w:pPr>
+              <w:spacing w:before="0" w:after="0"/>
+            </w:pPr>
+            <w:r>
+              <w:rPr>
+                <w:sz w:val="20"/>
+              </w:rPr>
+              <w:t>Worksheet block with answer boxes (Optional)</w:t>
+            </w:r>
+          </w:p>
+        </w:tc>
+      </w:tr>
+      <w:tr>
+        <w:trPr>
+          <w:cantSplit/>
+        </w:trPr>
+        <w:tc>
+          <w:tcPr>
+            <w:tcW w:type="dxa" w:w="3543"/>
+          </w:tcPr>
+          <w:p>
+            <w:pPr>
+              <w:spacing w:before="0" w:after="0"/>
+            </w:pPr>
+            <w:r>
+              <w:rPr>
+                <w:sz w:val="20"/>
+              </w:rPr>
+              <w:t>Block 2.1 · The teacher persona and two journeys</w:t>
+            </w:r>
+          </w:p>
+        </w:tc>
+        <w:tc>
+          <w:tcPr>
+            <w:tcW w:type="dxa" w:w="3513"/>
+          </w:tcPr>
+          <w:p>
+            <w:pPr>
+              <w:spacing w:before="0" w:after="0"/>
+            </w:pPr>
+            <w:r>
+              <w:rPr>
+                <w:sz w:val="20"/>
+              </w:rPr>
+              <w:t>The task wording at the start of the block (no answers are shown)</w:t>
+            </w:r>
+          </w:p>
+        </w:tc>
+        <w:tc>
+          <w:tcPr>
+            <w:tcW w:type="dxa" w:w="2582"/>
+          </w:tcPr>
+          <w:p>
+            <w:pPr>
+              <w:spacing w:before="0" w:after="0"/>
+            </w:pPr>
+            <w:r>
+              <w:rPr>
+                <w:sz w:val="20"/>
+              </w:rPr>
+              <w:t>Worksheet block with answer boxes (Optional)</w:t>
+            </w:r>
+          </w:p>
+        </w:tc>
+      </w:tr>
+      <w:tr>
+        <w:trPr>
+          <w:cantSplit/>
+        </w:trPr>
+        <w:tc>
+          <w:tcPr>
+            <w:tcW w:type="dxa" w:w="3543"/>
+          </w:tcPr>
+          <w:p>
+            <w:pPr>
+              <w:spacing w:before="0" w:after="0"/>
+            </w:pPr>
+            <w:r>
+              <w:rPr>
+                <w:sz w:val="20"/>
+              </w:rPr>
+              <w:t>Block 2.2 · Four measures, rated and ordered</w:t>
+            </w:r>
+          </w:p>
+        </w:tc>
+        <w:tc>
+          <w:tcPr>
+            <w:tcW w:type="dxa" w:w="3513"/>
+          </w:tcPr>
+          <w:p>
+            <w:pPr>
+              <w:spacing w:before="0" w:after="0"/>
+            </w:pPr>
+            <w:r>
+              <w:rPr>
+                <w:sz w:val="20"/>
+              </w:rPr>
+              <w:t>The task wording at the start of the block (no answers are shown)</w:t>
+            </w:r>
+          </w:p>
+        </w:tc>
+        <w:tc>
+          <w:tcPr>
+            <w:tcW w:type="dxa" w:w="2582"/>
+          </w:tcPr>
+          <w:p>
+            <w:pPr>
+              <w:spacing w:before="0" w:after="0"/>
+            </w:pPr>
+            <w:r>
+              <w:rPr>
+                <w:sz w:val="20"/>
+              </w:rPr>
+              <w:t>Worksheet block with answer boxes (Core)</w:t>
+            </w:r>
+          </w:p>
+        </w:tc>
+      </w:tr>
+      <w:tr>
+        <w:trPr>
+          <w:cantSplit/>
+        </w:trPr>
+        <w:tc>
+          <w:tcPr>
+            <w:tcW w:type="dxa" w:w="3543"/>
+          </w:tcPr>
+          <w:p>
+            <w:pPr>
+              <w:spacing w:before="0" w:after="0"/>
+            </w:pPr>
+            <w:r>
+              <w:rPr>
+                <w:sz w:val="20"/>
+              </w:rPr>
+              <w:t>The situation: EduPath's Head of UX Strategy</w:t>
+            </w:r>
+          </w:p>
+        </w:tc>
+        <w:tc>
+          <w:tcPr>
+            <w:tcW w:type="dxa" w:w="3513"/>
+          </w:tcPr>
+          <w:p>
+            <w:pPr>
+              <w:spacing w:before="0" w:after="0"/>
+            </w:pPr>
+            <w:r>
+              <w:rPr>
+                <w:sz w:val="20"/>
+              </w:rPr>
+              <w:t>The case read aloud or on screen</w:t>
+            </w:r>
+          </w:p>
+        </w:tc>
+        <w:tc>
+          <w:tcPr>
+            <w:tcW w:type="dxa" w:w="2582"/>
+          </w:tcPr>
+          <w:p>
+            <w:pPr>
+              <w:spacing w:before="0" w:after="0"/>
+            </w:pPr>
+            <w:r>
+              <w:rPr>
+                <w:sz w:val="20"/>
+              </w:rPr>
+              <w:t>The case text</w:t>
+            </w:r>
+          </w:p>
+        </w:tc>
+      </w:tr>
+      <w:tr>
+        <w:trPr>
+          <w:cantSplit/>
+        </w:trPr>
+        <w:tc>
+          <w:tcPr>
+            <w:tcW w:type="dxa" w:w="3543"/>
+          </w:tcPr>
+          <w:p>
+            <w:pPr>
+              <w:spacing w:before="0" w:after="0"/>
+            </w:pPr>
+            <w:r>
+              <w:rPr>
+                <w:sz w:val="20"/>
+              </w:rPr>
+              <w:t>Block 3.1 · Strategic personas, target group and the three biggest problems</w:t>
+            </w:r>
+          </w:p>
+        </w:tc>
+        <w:tc>
+          <w:tcPr>
+            <w:tcW w:type="dxa" w:w="3513"/>
+          </w:tcPr>
+          <w:p>
+            <w:pPr>
+              <w:spacing w:before="0" w:after="0"/>
+            </w:pPr>
+            <w:r>
+              <w:rPr>
+                <w:sz w:val="20"/>
+              </w:rPr>
+              <w:t>The task wording at the start of the block (no answers are shown)</w:t>
+            </w:r>
+          </w:p>
+        </w:tc>
+        <w:tc>
+          <w:tcPr>
+            <w:tcW w:type="dxa" w:w="2582"/>
+          </w:tcPr>
+          <w:p>
+            <w:pPr>
+              <w:spacing w:before="0" w:after="0"/>
+            </w:pPr>
+            <w:r>
+              <w:rPr>
+                <w:sz w:val="20"/>
+              </w:rPr>
+              <w:t>Worksheet block with answer boxes (Core)</w:t>
+            </w:r>
+          </w:p>
+        </w:tc>
+      </w:tr>
+      <w:tr>
+        <w:trPr>
+          <w:cantSplit/>
+        </w:trPr>
+        <w:tc>
+          <w:tcPr>
+            <w:tcW w:type="dxa" w:w="3543"/>
+          </w:tcPr>
+          <w:p>
+            <w:pPr>
+              <w:spacing w:before="0" w:after="0"/>
+            </w:pPr>
+            <w:r>
+              <w:rPr>
+                <w:sz w:val="20"/>
+              </w:rPr>
+              <w:t xml:space="preserve">Block 3.2 · The critical journey, the strategy, a decision under uncertainty, and </w:t>
+            </w:r>
+          </w:p>
+        </w:tc>
+        <w:tc>
+          <w:tcPr>
+            <w:tcW w:type="dxa" w:w="3513"/>
+          </w:tcPr>
+          <w:p>
+            <w:pPr>
+              <w:spacing w:before="0" w:after="0"/>
+            </w:pPr>
+            <w:r>
+              <w:rPr>
+                <w:sz w:val="20"/>
+              </w:rPr>
+              <w:t>The task wording at the start of the block (no answers are shown)</w:t>
+            </w:r>
+          </w:p>
+        </w:tc>
+        <w:tc>
+          <w:tcPr>
+            <w:tcW w:type="dxa" w:w="2582"/>
+          </w:tcPr>
+          <w:p>
+            <w:pPr>
+              <w:spacing w:before="0" w:after="0"/>
+            </w:pPr>
+            <w:r>
+              <w:rPr>
+                <w:sz w:val="20"/>
+              </w:rPr>
+              <w:t>Worksheet block with answer boxes (Core)</w:t>
+            </w:r>
+          </w:p>
+        </w:tc>
+      </w:tr>
+    </w:tbl>
+    <w:p>
+      <w:pPr>
+        <w:spacing w:before="0" w:after="80"/>
+      </w:pPr>
+    </w:p>
+    <w:p>
+      <w:r>
+        <w:br w:type="page"/>
+      </w:r>
+    </w:p>
+    <w:p>
+      <w:pPr>
+        <w:pStyle w:val="Heading1"/>
+        <w:pBdr>
+          <w:bottom w:val="single" w:sz="8" w:space="2" w:color="17212E"/>
+        </w:pBdr>
+      </w:pPr>
+      <w:r>
+        <w:rPr/>
         <w:t>Glossary</w:t>
       </w:r>
     </w:p>
@@ -11504,6 +14124,186 @@
         <w:spacing w:before="0" w:after="80"/>
       </w:pPr>
     </w:p>
+    <w:p>
+      <w:r>
+        <w:br w:type="page"/>
+      </w:r>
+    </w:p>
+    <w:p>
+      <w:pPr>
+        <w:pStyle w:val="Heading1"/>
+        <w:pBdr>
+          <w:bottom w:val="single" w:sz="8" w:space="2" w:color="17212E"/>
+        </w:pBdr>
+      </w:pPr>
+      <w:r>
+        <w:rPr/>
+        <w:t>The playground: where we practise online</w:t>
+      </w:r>
+    </w:p>
+    <w:p>
+      <w:pPr>
+        <w:spacing w:before="0" w:after="100"/>
+      </w:pPr>
+      <w:r>
+        <w:rPr/>
+        <w:t>In class we use the course website as the place to practise and to learn. Every day has its own address, in the same pattern: the day number is the last part.</w:t>
+      </w:r>
+    </w:p>
+    <w:tbl>
+      <w:tblPr>
+        <w:tblW w:w="9638" w:type="dxa"/>
+        <w:tblBorders>
+          <w:top w:val="single" w:sz="4" w:space="0" w:color="D5DEE9"/>
+          <w:left w:val="single" w:sz="4" w:space="0" w:color="D5DEE9"/>
+          <w:bottom w:val="single" w:sz="4" w:space="0" w:color="D5DEE9"/>
+          <w:right w:val="single" w:sz="4" w:space="0" w:color="D5DEE9"/>
+          <w:insideH w:val="single" w:sz="4" w:space="0" w:color="D5DEE9"/>
+          <w:insideV w:val="single" w:sz="4" w:space="0" w:color="D5DEE9"/>
+        </w:tblBorders>
+        <w:tblLayout w:type="fixed"/>
+        <w:tblCellMar>
+          <w:top w:w="60" w:type="dxa"/>
+          <w:left w:w="100" w:type="dxa"/>
+          <w:bottom w:w="60" w:type="dxa"/>
+          <w:right w:w="100" w:type="dxa"/>
+        </w:tblCellMar>
+      </w:tblPr>
+      <w:tblGrid>
+        <w:gridCol w:w="3030"/>
+        <w:gridCol w:w="6608"/>
+      </w:tblGrid>
+      <w:tr>
+        <w:trPr>
+          <w:cantSplit/>
+          <w:tblHeader/>
+        </w:trPr>
+        <w:tc>
+          <w:tcPr>
+            <w:tcW w:type="dxa" w:w="3030"/>
+            <w:shd w:val="clear" w:color="auto" w:fill="E6ECF4"/>
+          </w:tcPr>
+          <w:p>
+            <w:pPr>
+              <w:spacing w:before="0" w:after="0"/>
+            </w:pPr>
+            <w:r>
+              <w:rPr>
+                <w:b/>
+                <w:sz w:val="20"/>
+              </w:rPr>
+              <w:t>What</w:t>
+            </w:r>
+          </w:p>
+        </w:tc>
+        <w:tc>
+          <w:tcPr>
+            <w:tcW w:type="dxa" w:w="6608"/>
+            <w:shd w:val="clear" w:color="auto" w:fill="E6ECF4"/>
+          </w:tcPr>
+          <w:p>
+            <w:pPr>
+              <w:spacing w:before="0" w:after="0"/>
+            </w:pPr>
+            <w:r>
+              <w:rPr>
+                <w:b/>
+                <w:sz w:val="20"/>
+              </w:rPr>
+              <w:t>Address</w:t>
+            </w:r>
+          </w:p>
+        </w:tc>
+      </w:tr>
+      <w:tr>
+        <w:trPr>
+          <w:cantSplit/>
+        </w:trPr>
+        <w:tc>
+          <w:tcPr>
+            <w:tcW w:type="dxa" w:w="3030"/>
+          </w:tcPr>
+          <w:p>
+            <w:pPr>
+              <w:spacing w:before="0" w:after="0"/>
+            </w:pPr>
+            <w:r>
+              <w:rPr>
+                <w:sz w:val="20"/>
+              </w:rPr>
+              <w:t>Course website (playground)</w:t>
+            </w:r>
+          </w:p>
+        </w:tc>
+        <w:tc>
+          <w:tcPr>
+            <w:tcW w:type="dxa" w:w="6608"/>
+          </w:tcPr>
+          <w:p>
+            <w:pPr>
+              <w:spacing w:before="0" w:after="0"/>
+            </w:pPr>
+            <w:r>
+              <w:rPr>
+                <w:sz w:val="20"/>
+              </w:rPr>
+              <w:t>https://aion-dl.vercel.app/</w:t>
+            </w:r>
+          </w:p>
+        </w:tc>
+      </w:tr>
+      <w:tr>
+        <w:trPr>
+          <w:cantSplit/>
+        </w:trPr>
+        <w:tc>
+          <w:tcPr>
+            <w:tcW w:type="dxa" w:w="3030"/>
+          </w:tcPr>
+          <w:p>
+            <w:pPr>
+              <w:spacing w:before="0" w:after="0"/>
+            </w:pPr>
+            <w:r>
+              <w:rPr>
+                <w:sz w:val="20"/>
+              </w:rPr>
+              <w:t>Day 6</w:t>
+            </w:r>
+          </w:p>
+        </w:tc>
+        <w:tc>
+          <w:tcPr>
+            <w:tcW w:type="dxa" w:w="6608"/>
+          </w:tcPr>
+          <w:p>
+            <w:pPr>
+              <w:spacing w:before="0" w:after="0"/>
+            </w:pPr>
+            <w:r>
+              <w:rPr>
+                <w:sz w:val="20"/>
+              </w:rPr>
+              <w:t>https://aion-dl.vercel.app/day/6/</w:t>
+            </w:r>
+          </w:p>
+        </w:tc>
+      </w:tr>
+    </w:tbl>
+    <w:p>
+      <w:pPr>
+        <w:spacing w:before="0" w:after="80"/>
+      </w:pPr>
+    </w:p>
+    <w:p>
+      <w:pPr>
+        <w:spacing w:before="0" w:after="100"/>
+      </w:pPr>
+      <w:r>
+        <w:rPr/>
+        <w:t>On the day page, Route 1 (Levels 1 and 2) and Route 2 (Level 3) can be opened; the cards and the tasks of this document are there too. The pattern is the same up to Day 8, for example https://aion-dl.vercel.app/day/6/.</w:t>
+      </w:r>
+    </w:p>
     <w:sectPr>
       <w:footerReference w:type="default" r:id="rId9"/>
       <w:pgSz w:w="11906" w:h="16838"/>
@@ -11530,7 +14330,7 @@
         <w:color w:val="556274"/>
         <w:sz w:val="17"/>
       </w:rPr>
-      <w:t xml:space="preserve">Habmann AufstiegsAkademie · Digital Learning · Day 6 · Task   ·   Page </w:t>
+      <w:t xml:space="preserve">Habmann AufstiegsAkademie · Day 6 · Task · v1.1 · 14.10.2026   ·   Page </w:t>
     </w:r>
     <w:r>
       <w:rPr>
